--- a/docs/content/joins/joins_lecture.docx
+++ b/docs/content/joins/joins_lecture.docx
@@ -7,7 +7,7 @@
         <w:pStyle w:val="Title"/>
       </w:pPr>
       <w:r>
-        <w:t xml:space="preserve">Lecture 12 — Joins: Combining Two Tables</w:t>
+        <w:t xml:space="preserve">Lecture 17 — Joins: Combining Two Tables</w:t>
       </w:r>
     </w:p>
     <w:p>
@@ -31,16 +31,16 @@
         <w:pStyle w:val="Date"/>
       </w:pPr>
       <w:r>
-        <w:t xml:space="preserve">2026-07-05</w:t>
-      </w:r>
-    </w:p>
-    <w:bookmarkStart w:id="12" w:name="where-we-left-off-anova-factors"/>
+        <w:t xml:space="preserve">2026-08-27</w:t>
+      </w:r>
+    </w:p>
+    <w:bookmarkStart w:id="12" w:name="where-we-left-off-factors"/>
     <w:p>
       <w:pPr>
         <w:pStyle w:val="Heading1"/>
       </w:pPr>
       <w:r>
-        <w:t xml:space="preserve">Where we left off — ANOVA &amp; Factors</w:t>
+        <w:t xml:space="preserve">Where we left off — Factors</w:t>
       </w:r>
     </w:p>
     <w:p>
@@ -56,13 +56,13 @@
           <w:b/>
           <w:bCs/>
         </w:rPr>
-        <w:t xml:space="preserve">One-way ANOVA</w:t>
-      </w:r>
-      <w:r>
-        <w:t xml:space="preserve"> </w:t>
-      </w:r>
-      <w:r>
-        <w:t xml:space="preserve">— compared a numeric response across several groups</w:t>
+        <w:t xml:space="preserve">Factors</w:t>
+      </w:r>
+      <w:r>
+        <w:t xml:space="preserve"> </w:t>
+      </w:r>
+      <w:r>
+        <w:t xml:space="preserve">— reordered and relabeled categorical levels for clean plots and models</w:t>
       </w:r>
     </w:p>
     <w:p>
@@ -74,17 +74,7 @@
         </w:numPr>
       </w:pPr>
       <w:r>
-        <w:rPr>
-          <w:b/>
-          <w:bCs/>
-        </w:rPr>
-        <w:t xml:space="preserve">Factors</w:t>
-      </w:r>
-      <w:r>
-        <w:t xml:space="preserve"> </w:t>
-      </w:r>
-      <w:r>
-        <w:t xml:space="preserve">— reordered and relabeled those groups for clean plots</w:t>
+        <w:t xml:space="preserve">Before that: reshaped messy data (Pivoting), started the final project, and ran a one-way ANOVA</w:t>
       </w:r>
     </w:p>
     <w:p>
@@ -1049,17 +1039,23 @@
               </w:numPr>
             </w:pPr>
             <w:r>
+              <w:t xml:space="preserve">A join can run without error and still hand you the wrong table — the only way to catch that is to know the row count you expected</w:t>
+            </w:r>
+            <w:r>
+              <w:t xml:space="preserve"> </w:t>
+            </w:r>
+            <w:r>
               <w:rPr>
-                <w:b/>
-                <w:bCs/>
+                <w:i/>
+                <w:iCs/>
               </w:rPr>
-              <w:t xml:space="preserve">Predicting the row count</w:t>
+              <w:t xml:space="preserve">before</w:t>
             </w:r>
             <w:r>
               <w:t xml:space="preserve"> </w:t>
             </w:r>
             <w:r>
-              <w:t xml:space="preserve">is the whole skill — a join that returns the wrong number of rows is the #1 data bug.</w:t>
+              <w:t xml:space="preserve">you see the actual one.</w:t>
             </w:r>
           </w:p>
           <w:p>
@@ -1071,17 +1067,7 @@
               </w:numPr>
             </w:pPr>
             <w:r>
-              <w:rPr>
-                <w:b/>
-                <w:bCs/>
-              </w:rPr>
-              <w:t xml:space="preserve">Typing</w:t>
-            </w:r>
-            <w:r>
-              <w:t xml:space="preserve"> </w:t>
-            </w:r>
-            <w:r>
-              <w:t xml:space="preserve">builds the</w:t>
+              <w:t xml:space="preserve">Every join in this lecture takes</w:t>
             </w:r>
             <w:r>
               <w:t xml:space="preserve"> </w:t>
@@ -1090,13 +1076,13 @@
               <w:rPr>
                 <w:rStyle w:val="VerbatimChar"/>
               </w:rPr>
-              <w:t xml:space="preserve">*_join()</w:t>
+              <w:t xml:space="preserve">by = c("a" = "b")</w:t>
             </w:r>
             <w:r>
               <w:t xml:space="preserve"> </w:t>
             </w:r>
             <w:r>
-              <w:t xml:space="preserve">muscle memory.</w:t>
+              <w:t xml:space="preserve">as an argument — typing that syntax a dozen times is what makes it automatic under deadline pressure.</w:t>
             </w:r>
           </w:p>
           <w:p>
@@ -1108,17 +1094,64 @@
               </w:numPr>
             </w:pPr>
             <w:r>
+              <w:t xml:space="preserve">Four short chunks instead of one long one means</w:t>
+            </w:r>
+            <w:r>
+              <w:t xml:space="preserve"> </w:t>
+            </w:r>
+            <w:r>
               <w:rPr>
-                <w:b/>
-                <w:bCs/>
+                <w:rStyle w:val="VerbatimChar"/>
               </w:rPr>
-              <w:t xml:space="preserve">Chunk → practice</w:t>
+              <w:t xml:space="preserve">left_join</w:t>
+            </w:r>
+            <w:r>
+              <w:t xml:space="preserve">,</w:t>
             </w:r>
             <w:r>
               <w:t xml:space="preserve"> </w:t>
             </w:r>
             <w:r>
-              <w:t xml:space="preserve">keeps each join type distinct.</w:t>
+              <w:rPr>
+                <w:rStyle w:val="VerbatimChar"/>
+              </w:rPr>
+              <w:t xml:space="preserve">inner</w:t>
+            </w:r>
+            <w:r>
+              <w:t xml:space="preserve">/</w:t>
+            </w:r>
+            <w:r>
+              <w:rPr>
+                <w:rStyle w:val="VerbatimChar"/>
+              </w:rPr>
+              <w:t xml:space="preserve">full</w:t>
+            </w:r>
+            <w:r>
+              <w:t xml:space="preserve">, and</w:t>
+            </w:r>
+            <w:r>
+              <w:t xml:space="preserve"> </w:t>
+            </w:r>
+            <w:r>
+              <w:rPr>
+                <w:rStyle w:val="VerbatimChar"/>
+              </w:rPr>
+              <w:t xml:space="preserve">semi</w:t>
+            </w:r>
+            <w:r>
+              <w:t xml:space="preserve">/</w:t>
+            </w:r>
+            <w:r>
+              <w:rPr>
+                <w:rStyle w:val="VerbatimChar"/>
+              </w:rPr>
+              <w:t xml:space="preserve">anti</w:t>
+            </w:r>
+            <w:r>
+              <w:t xml:space="preserve"> </w:t>
+            </w:r>
+            <w:r>
+              <w:t xml:space="preserve">each get their own uncluttered mental slot.</w:t>
             </w:r>
           </w:p>
           <w:p/>
@@ -3738,7 +3771,52 @@
               <w:spacing w:after="16"/>
             </w:pPr>
             <w:r>
-              <w:t xml:space="preserve">When dplyr prints</w:t>
+              <w:t xml:space="preserve">Nothing here throws an error, so nothing forces you to notice —</w:t>
+            </w:r>
+            <w:r>
+              <w:t xml:space="preserve"> </w:t>
+            </w:r>
+            <w:r>
+              <w:rPr>
+                <w:rStyle w:val="VerbatimChar"/>
+              </w:rPr>
+              <w:t xml:space="preserve">reports_df</w:t>
+            </w:r>
+            <w:r>
+              <w:t xml:space="preserve"> </w:t>
+            </w:r>
+            <w:r>
+              <w:t xml:space="preserve">and</w:t>
+            </w:r>
+            <w:r>
+              <w:t xml:space="preserve"> </w:t>
+            </w:r>
+            <w:r>
+              <w:rPr>
+                <w:rStyle w:val="VerbatimChar"/>
+              </w:rPr>
+              <w:t xml:space="preserve">locations_df</w:t>
+            </w:r>
+            <w:r>
+              <w:t xml:space="preserve"> </w:t>
+            </w:r>
+            <w:r>
+              <w:t xml:space="preserve">both got the same made-up</w:t>
+            </w:r>
+            <w:r>
+              <w:t xml:space="preserve"> </w:t>
+            </w:r>
+            <w:r>
+              <w:rPr>
+                <w:rStyle w:val="VerbatimChar"/>
+              </w:rPr>
+              <w:t xml:space="preserve">index</w:t>
+            </w:r>
+            <w:r>
+              <w:t xml:space="preserve"> </w:t>
+            </w:r>
+            <w:r>
+              <w:t xml:space="preserve">column at some point, dplyr matches on it happily, and you end up with row 1’s coordinates glued to row 1’s report regardless of which Bigfoot sighting it actually was. If the message</w:t>
             </w:r>
             <w:r>
               <w:t xml:space="preserve"> </w:t>
@@ -3776,53 +3854,7 @@
               <w:t xml:space="preserve"> </w:t>
             </w:r>
             <w:r>
-              <w:t xml:space="preserve">and you didn’t choose that column —</w:t>
-            </w:r>
-            <w:r>
-              <w:t xml:space="preserve"> </w:t>
-            </w:r>
-            <w:r>
-              <w:rPr>
-                <w:b/>
-                <w:bCs/>
-              </w:rPr>
-              <w:t xml:space="preserve">stop</w:t>
-            </w:r>
-            <w:r>
-              <w:t xml:space="preserve">. Auto-joining on an accidental shared name (</w:t>
-            </w:r>
-            <w:r>
-              <w:rPr>
-                <w:rStyle w:val="VerbatimChar"/>
-              </w:rPr>
-              <w:t xml:space="preserve">index</w:t>
-            </w:r>
-            <w:r>
-              <w:t xml:space="preserve">,</w:t>
-            </w:r>
-            <w:r>
-              <w:t xml:space="preserve"> </w:t>
-            </w:r>
-            <w:r>
-              <w:rPr>
-                <w:rStyle w:val="VerbatimChar"/>
-              </w:rPr>
-              <w:t xml:space="preserve">id</w:t>
-            </w:r>
-            <w:r>
-              <w:t xml:space="preserve">,</w:t>
-            </w:r>
-            <w:r>
-              <w:t xml:space="preserve"> </w:t>
-            </w:r>
-            <w:r>
-              <w:rPr>
-                <w:rStyle w:val="VerbatimChar"/>
-              </w:rPr>
-              <w:t xml:space="preserve">x</w:t>
-            </w:r>
-            <w:r>
-              <w:t xml:space="preserve">) is a classic silent bug. Name your key every time.</w:t>
+              <w:t xml:space="preserve">names a column you didn’t pick, treat it as a bug report, not a status update.</w:t>
             </w:r>
           </w:p>
           <w:p/>
@@ -5212,7 +5244,7 @@
                 <w:b/>
                 <w:bCs/>
               </w:rPr>
-              <w:t xml:space="preserve">✅ Key idea</w:t>
+              <w:t xml:space="preserve">✅ Choosing among the three</w:t>
             </w:r>
           </w:p>
           <w:p>
@@ -5223,23 +5255,7 @@
               <w:spacing w:after="16"/>
             </w:pPr>
             <w:r>
-              <w:t xml:space="preserve">Start from the question:</w:t>
-            </w:r>
-            <w:r>
-              <w:t xml:space="preserve"> </w:t>
-            </w:r>
-            <w:r>
-              <w:rPr>
-                <w:i/>
-                <w:iCs/>
-              </w:rPr>
-              <w:t xml:space="preserve">“Which rows do I refuse to lose?”</w:t>
-            </w:r>
-            <w:r>
-              <w:t xml:space="preserve"> </w:t>
-            </w:r>
-            <w:r>
-              <w:t xml:space="preserve">That answer picks your join. For mapping we refuse to lose reports, so</w:t>
+              <w:t xml:space="preserve">Ask which rows you’d be upset to lose. Drop a report from the map and a real sighting vanishes; drop a stray location record and nothing is lost. That’s why the map keeps every report —</w:t>
             </w:r>
             <w:r>
               <w:t xml:space="preserve"> </w:t>
@@ -5249,6 +5265,18 @@
                 <w:rStyle w:val="VerbatimChar"/>
               </w:rPr>
               <w:t xml:space="preserve">left_join</w:t>
+            </w:r>
+            <w:r>
+              <w:t xml:space="preserve">, not</w:t>
+            </w:r>
+            <w:r>
+              <w:t xml:space="preserve"> </w:t>
+            </w:r>
+            <w:r>
+              <w:rPr>
+                <w:rStyle w:val="VerbatimChar"/>
+              </w:rPr>
+              <w:t xml:space="preserve">inner_join</w:t>
             </w:r>
             <w:r>
               <w:t xml:space="preserve">.</w:t>
@@ -6753,7 +6781,16 @@
         <w:t xml:space="preserve"> </w:t>
       </w:r>
       <w:r>
-        <w:t xml:space="preserve">That’s the everyday work of data science.</w:t>
+        <w:rPr>
+          <w:rStyle w:val="VerbatimChar"/>
+        </w:rPr>
+        <w:t xml:space="preserve">bigfoot_mappable</w:t>
+      </w:r>
+      <w:r>
+        <w:t xml:space="preserve"> </w:t>
+      </w:r>
+      <w:r>
+        <w:t xml:space="preserve">didn’t exist in either source file — it only exists because you joined them on a key, and it’s the exact table Lecture 13 opens with.</w:t>
       </w:r>
     </w:p>
     <w:bookmarkEnd w:id="61"/>
@@ -7242,7 +7279,7 @@
           <w:b/>
           <w:bCs/>
         </w:rPr>
-        <w:t xml:space="preserve">Up next — Lecture 13:</w:t>
+        <w:t xml:space="preserve">Up next — Lecture 18:</w:t>
       </w:r>
     </w:p>
     <w:p>

--- a/docs/content/joins/joins_lecture.docx
+++ b/docs/content/joins/joins_lecture.docx
@@ -7,7 +7,7 @@
         <w:pStyle w:val="Title"/>
       </w:pPr>
       <w:r>
-        <w:t xml:space="preserve">Lecture 17 — Joins: Combining Two Tables</w:t>
+        <w:t xml:space="preserve">Lecture — Joins: Combining Two Tables</w:t>
       </w:r>
     </w:p>
     <w:p>
@@ -15,7 +15,7 @@
         <w:pStyle w:val="Subtitle"/>
       </w:pPr>
       <w:r>
-        <w:t xml:space="preserve">Keys, mutating joins, and filtering joins with real Bigfoot report data</w:t>
+        <w:t xml:space="preserve">Keys, mutating joins, and filtering joins on a fisher reintroduction dataset</w:t>
       </w:r>
     </w:p>
     <w:p>
@@ -34,13 +34,13 @@
         <w:t xml:space="preserve">2026-08-27</w:t>
       </w:r>
     </w:p>
-    <w:bookmarkStart w:id="12" w:name="where-we-left-off-factors"/>
+    <w:bookmarkStart w:id="12" w:name="where-we-left-off"/>
     <w:p>
       <w:pPr>
         <w:pStyle w:val="Heading1"/>
       </w:pPr>
       <w:r>
-        <w:t xml:space="preserve">Where we left off — Factors</w:t>
+        <w:t xml:space="preserve">Where we left off</w:t>
       </w:r>
     </w:p>
     <w:p>
@@ -56,13 +56,45 @@
           <w:b/>
           <w:bCs/>
         </w:rPr>
+        <w:t xml:space="preserve">Pivoting</w:t>
+      </w:r>
+      <w:r>
+        <w:t xml:space="preserve"> </w:t>
+      </w:r>
+      <w:r>
+        <w:t xml:space="preserve">— reshaped wide data to long;</w:t>
+      </w:r>
+      <w:r>
+        <w:t xml:space="preserve"> </w:t>
+      </w:r>
+      <w:r>
+        <w:rPr>
+          <w:b/>
+          <w:bCs/>
+        </w:rPr>
+        <w:t xml:space="preserve">ANOVA</w:t>
+      </w:r>
+      <w:r>
+        <w:t xml:space="preserve"> </w:t>
+      </w:r>
+      <w:r>
+        <w:t xml:space="preserve">— compared group means;</w:t>
+      </w:r>
+      <w:r>
+        <w:t xml:space="preserve"> </w:t>
+      </w:r>
+      <w:r>
+        <w:rPr>
+          <w:b/>
+          <w:bCs/>
+        </w:rPr>
         <w:t xml:space="preserve">Factors</w:t>
       </w:r>
       <w:r>
         <w:t xml:space="preserve"> </w:t>
       </w:r>
       <w:r>
-        <w:t xml:space="preserve">— reordered and relabeled categorical levels for clean plots and models</w:t>
+        <w:t xml:space="preserve">— controlled category order</w:t>
       </w:r>
     </w:p>
     <w:p>
@@ -74,7 +106,23 @@
         </w:numPr>
       </w:pPr>
       <w:r>
-        <w:t xml:space="preserve">Before that: reshaped messy data (Pivoting), started the final project, and ran a one-way ANOVA</w:t>
+        <w:t xml:space="preserve">Your</w:t>
+      </w:r>
+      <w:r>
+        <w:t xml:space="preserve"> </w:t>
+      </w:r>
+      <w:r>
+        <w:rPr>
+          <w:b/>
+          <w:bCs/>
+        </w:rPr>
+        <w:t xml:space="preserve">final project</w:t>
+      </w:r>
+      <w:r>
+        <w:t xml:space="preserve"> </w:t>
+      </w:r>
+      <w:r>
+        <w:t xml:space="preserve">is under way — data found, question pitched</w:t>
       </w:r>
     </w:p>
     <w:p>
@@ -229,7 +277,17 @@
               <w:spacing w:after="16"/>
             </w:pPr>
             <w:r>
-              <w:t xml:space="preserve">Real data almost never lives in a single table. Today’s dataset comes in</w:t>
+              <w:t xml:space="preserve">Real data almost never lives in a single table. Fishers (</w:t>
+            </w:r>
+            <w:r>
+              <w:rPr>
+                <w:i/>
+                <w:iCs/>
+              </w:rPr>
+              <w:t xml:space="preserve">Pekania pennanti</w:t>
+            </w:r>
+            <w:r>
+              <w:t xml:space="preserve">, a large forest weasel) are reintroduced and then monitored: one table lists the</w:t>
             </w:r>
             <w:r>
               <w:t xml:space="preserve"> </w:t>
@@ -239,10 +297,10 @@
                 <w:b/>
                 <w:bCs/>
               </w:rPr>
-              <w:t xml:space="preserve">two</w:t>
-            </w:r>
-            <w:r>
-              <w:t xml:space="preserve">: one file has the Bigfoot report</w:t>
+              <w:t xml:space="preserve">animals released</w:t>
+            </w:r>
+            <w:r>
+              <w:t xml:space="preserve">, another logs every</w:t>
             </w:r>
             <w:r>
               <w:t xml:space="preserve"> </w:t>
@@ -252,26 +310,10 @@
                 <w:b/>
                 <w:bCs/>
               </w:rPr>
-              <w:t xml:space="preserve">text</w:t>
-            </w:r>
-            <w:r>
-              <w:t xml:space="preserve"> </w:t>
-            </w:r>
-            <w:r>
-              <w:t xml:space="preserve">(where, when, what), a second has the</w:t>
-            </w:r>
-            <w:r>
-              <w:t xml:space="preserve"> </w:t>
-            </w:r>
-            <w:r>
-              <w:rPr>
-                <w:b/>
-                <w:bCs/>
-              </w:rPr>
-              <w:t xml:space="preserve">coordinates</w:t>
-            </w:r>
-            <w:r>
-              <w:t xml:space="preserve">. Neither alone lets you map a sighting.</w:t>
+              <w:t xml:space="preserve">field capture / collar event</w:t>
+            </w:r>
+            <w:r>
+              <w:t xml:space="preserve">. Neither alone tells you a captured animal’s sex or where it came from.</w:t>
             </w:r>
             <w:r>
               <w:t xml:space="preserve"> </w:t>
@@ -287,7 +329,7 @@
               <w:t xml:space="preserve"> </w:t>
             </w:r>
             <w:r>
-              <w:t xml:space="preserve">stitch them together on a shared</w:t>
+              <w:t xml:space="preserve">stitch them on a shared</w:t>
             </w:r>
             <w:r>
               <w:t xml:space="preserve"> </w:t>
@@ -300,10 +342,17 @@
               <w:t xml:space="preserve">key</w:t>
             </w:r>
             <w:r>
-              <w:t xml:space="preserve"> </w:t>
-            </w:r>
-            <w:r>
-              <w:t xml:space="preserve">— and the result is exactly the file we’ll map next week. 🦶</w:t>
+              <w:t xml:space="preserve">.</w:t>
+            </w:r>
+            <w:r>
+              <w:t xml:space="preserve"> </w:t>
+            </w:r>
+            <w:r>
+              <w:rPr>
+                <w:i/>
+                <w:iCs/>
+              </w:rPr>
+              <w:t xml:space="preserve">(The data are simulated for teaching, patterned on real reintroduction programs.)</w:t>
             </w:r>
           </w:p>
           <w:p/>
@@ -489,7 +538,7 @@
         </w:numPr>
       </w:pPr>
       <w:r>
-        <w:t xml:space="preserve">Build the combined report + coordinates table</w:t>
+        <w:t xml:space="preserve">Build one combined capture + individual table</w:t>
       </w:r>
     </w:p>
     <w:p>
@@ -534,7 +583,7 @@
           <w:b/>
           <w:bCs/>
         </w:rPr>
-        <w:t xml:space="preserve">Data (two tables):</w:t>
+        <w:t xml:space="preserve">Data (two tables, simulated):</w:t>
       </w:r>
     </w:p>
     <w:p>
@@ -549,13 +598,13 @@
         <w:rPr>
           <w:rStyle w:val="VerbatimChar"/>
         </w:rPr>
-        <w:t xml:space="preserve">bfro_reports.csv</w:t>
-      </w:r>
-      <w:r>
-        <w:t xml:space="preserve"> </w:t>
-      </w:r>
-      <w:r>
-        <w:t xml:space="preserve">— the report text + class</w:t>
+        <w:t xml:space="preserve">fisher_captures.csv</w:t>
+      </w:r>
+      <w:r>
+        <w:t xml:space="preserve"> </w:t>
+      </w:r>
+      <w:r>
+        <w:t xml:space="preserve">— one row per capture event</w:t>
       </w:r>
     </w:p>
     <w:p>
@@ -570,13 +619,13 @@
         <w:rPr>
           <w:rStyle w:val="VerbatimChar"/>
         </w:rPr>
-        <w:t xml:space="preserve">bfro_locations.csv</w:t>
-      </w:r>
-      <w:r>
-        <w:t xml:space="preserve"> </w:t>
-      </w:r>
-      <w:r>
-        <w:t xml:space="preserve">— the coordinates</w:t>
+        <w:t xml:space="preserve">fisher_individuals.csv</w:t>
+      </w:r>
+      <w:r>
+        <w:t xml:space="preserve"> </w:t>
+      </w:r>
+      <w:r>
+        <w:t xml:space="preserve">— one row per released fisher</w:t>
       </w:r>
     </w:p>
     <w:p>
@@ -1340,7 +1389,7 @@
         <w:rPr>
           <w:rStyle w:val="CommentTok"/>
         </w:rPr>
-        <w:t xml:space="preserve"># Load BOTH Bigfoot tables ---------------------------</w:t>
+        <w:t xml:space="preserve"># Load BOTH fisher tables ----------------------------</w:t>
       </w:r>
       <w:r>
         <w:br/>
@@ -1367,7 +1416,7 @@
         <w:rPr>
           <w:rStyle w:val="NormalTok"/>
         </w:rPr>
-        <w:t xml:space="preserve">reports_df   </w:t>
+        <w:t xml:space="preserve">captures_df    </w:t>
       </w:r>
       <w:r>
         <w:rPr>
@@ -1397,7 +1446,7 @@
         <w:rPr>
           <w:rStyle w:val="StringTok"/>
         </w:rPr>
-        <w:t xml:space="preserve">"data/bfro_reports.csv"</w:t>
+        <w:t xml:space="preserve">"data/fisher_captures.csv"</w:t>
       </w:r>
       <w:r>
         <w:rPr>
@@ -1412,7 +1461,7 @@
         <w:rPr>
           <w:rStyle w:val="NormalTok"/>
         </w:rPr>
-        <w:t xml:space="preserve">locations_df </w:t>
+        <w:t xml:space="preserve">individuals_df </w:t>
       </w:r>
       <w:r>
         <w:rPr>
@@ -1442,7 +1491,7 @@
         <w:rPr>
           <w:rStyle w:val="StringTok"/>
         </w:rPr>
-        <w:t xml:space="preserve">"data/bfro_locations.csv"</w:t>
+        <w:t xml:space="preserve">"data/fisher_individuals.csv"</w:t>
       </w:r>
       <w:r>
         <w:rPr>
@@ -1466,13 +1515,13 @@
         <w:rPr>
           <w:rStyle w:val="NormalTok"/>
         </w:rPr>
-        <w:t xml:space="preserve">(reports_df)      </w:t>
+        <w:t xml:space="preserve">(captures_df)       </w:t>
       </w:r>
       <w:r>
         <w:rPr>
           <w:rStyle w:val="CommentTok"/>
         </w:rPr>
-        <w:t xml:space="preserve"># the text: where/when/what</w:t>
+        <w:t xml:space="preserve"># field events: when/where/mass/collar</w:t>
       </w:r>
     </w:p>
     <w:p>
@@ -1483,7 +1532,7 @@
         <w:rPr>
           <w:rStyle w:val="VerbatimChar"/>
         </w:rPr>
-        <w:t xml:space="preserve">[1] 5485   19</w:t>
+        <w:t xml:space="preserve">[1] 45  6</w:t>
       </w:r>
     </w:p>
     <w:p>
@@ -1500,13 +1549,13 @@
         <w:rPr>
           <w:rStyle w:val="NormalTok"/>
         </w:rPr>
-        <w:t xml:space="preserve">(locations_df)    </w:t>
+        <w:t xml:space="preserve">(individuals_df)    </w:t>
       </w:r>
       <w:r>
         <w:rPr>
           <w:rStyle w:val="CommentTok"/>
         </w:rPr>
-        <w:t xml:space="preserve"># the coordinates</w:t>
+        <w:t xml:space="preserve"># released animals: sex/age/source/site</w:t>
       </w:r>
     </w:p>
     <w:p>
@@ -1517,7 +1566,7 @@
         <w:rPr>
           <w:rStyle w:val="VerbatimChar"/>
         </w:rPr>
-        <w:t xml:space="preserve">[1] 4250    7</w:t>
+        <w:t xml:space="preserve">[1] 18  6</w:t>
       </w:r>
     </w:p>
     <w:p>
@@ -1534,13 +1583,13 @@
           <w:b/>
           <w:bCs/>
         </w:rPr>
-        <w:t xml:space="preserve">reports_df</w:t>
-      </w:r>
-      <w:r>
-        <w:t xml:space="preserve"> </w:t>
-      </w:r>
-      <w:r>
-        <w:t xml:space="preserve">— one row per sighting report: year, season, state, county, class, and the written account</w:t>
+        <w:t xml:space="preserve">captures_df</w:t>
+      </w:r>
+      <w:r>
+        <w:t xml:space="preserve"> </w:t>
+      </w:r>
+      <w:r>
+        <w:t xml:space="preserve">— one row per capture event: date, site, mass, collar id</w:t>
       </w:r>
     </w:p>
     <w:p>
@@ -1557,13 +1606,13 @@
           <w:b/>
           <w:bCs/>
         </w:rPr>
-        <w:t xml:space="preserve">locations_df</w:t>
-      </w:r>
-      <w:r>
-        <w:t xml:space="preserve"> </w:t>
-      </w:r>
-      <w:r>
-        <w:t xml:space="preserve">— one row per report that got geocoded: a latitude and longitude</w:t>
+        <w:t xml:space="preserve">individuals_df</w:t>
+      </w:r>
+      <w:r>
+        <w:t xml:space="preserve"> </w:t>
+      </w:r>
+      <w:r>
+        <w:t xml:space="preserve">— one row per released fisher: sex, age class, source, release site</w:t>
       </w:r>
     </w:p>
     <w:p>
@@ -1575,7 +1624,7 @@
         </w:numPr>
       </w:pPr>
       <w:r>
-        <w:t xml:space="preserve">To map a sighting you need</w:t>
+        <w:t xml:space="preserve">To use a capture you often need</w:t>
       </w:r>
       <w:r>
         <w:t xml:space="preserve"> </w:t>
@@ -1591,7 +1640,7 @@
         <w:t xml:space="preserve"> </w:t>
       </w:r>
       <w:r>
-        <w:t xml:space="preserve">— its class</w:t>
+        <w:t xml:space="preserve">— the event</w:t>
       </w:r>
       <w:r>
         <w:t xml:space="preserve"> </w:t>
@@ -1607,7 +1656,7 @@
         <w:t xml:space="preserve"> </w:t>
       </w:r>
       <w:r>
-        <w:t xml:space="preserve">its coordinates</w:t>
+        <w:t xml:space="preserve">who the animal is</w:t>
       </w:r>
     </w:p>
     <w:bookmarkEnd w:id="24"/>
@@ -1628,7 +1677,7 @@
         <w:rPr>
           <w:rStyle w:val="CommentTok"/>
         </w:rPr>
-        <w:t xml:space="preserve"># The columns that identify a report -----------------</w:t>
+        <w:t xml:space="preserve"># The columns that identify an animal ---------------</w:t>
       </w:r>
       <w:r>
         <w:br/>
@@ -1637,7 +1686,7 @@
         <w:rPr>
           <w:rStyle w:val="NormalTok"/>
         </w:rPr>
-        <w:t xml:space="preserve">reports_df </w:t>
+        <w:t xml:space="preserve">captures_df    </w:t>
       </w:r>
       <w:r>
         <w:rPr>
@@ -1661,7 +1710,7 @@
         <w:rPr>
           <w:rStyle w:val="NormalTok"/>
         </w:rPr>
-        <w:t xml:space="preserve">(REPORT_NUMBER, YEAR, STATE, REPORT_CLASS) </w:t>
+        <w:t xml:space="preserve">(animal_id, capture_date, site, mass_kg) </w:t>
       </w:r>
       <w:r>
         <w:rPr>
@@ -1717,7 +1766,7 @@
         <w:rPr>
           <w:rStyle w:val="VerbatimChar"/>
         </w:rPr>
-        <w:t xml:space="preserve">  REPORT_NUMBER YEAR         STATE        REPORT_CLASS</w:t>
+        <w:t xml:space="preserve">  animal_id capture_date site       mass_kg</w:t>
       </w:r>
       <w:r>
         <w:br/>
@@ -1726,7 +1775,7 @@
         <w:rPr>
           <w:rStyle w:val="VerbatimChar"/>
         </w:rPr>
-        <w:t xml:space="preserve">          &lt;dbl&gt; &lt;chr&gt;        &lt;chr&gt;        &lt;chr&gt;       </w:t>
+        <w:t xml:space="preserve">  &lt;chr&gt;     &lt;date&gt;       &lt;chr&gt;        &lt;dbl&gt;</w:t>
       </w:r>
       <w:r>
         <w:br/>
@@ -1735,7 +1784,7 @@
         <w:rPr>
           <w:rStyle w:val="VerbatimChar"/>
         </w:rPr>
-        <w:t xml:space="preserve">1         30680 2010         Alabama      Class B     </w:t>
+        <w:t xml:space="preserve">1 f07       2018-03-25   Snoqualmie    1.4 </w:t>
       </w:r>
       <w:r>
         <w:br/>
@@ -1744,7 +1793,7 @@
         <w:rPr>
           <w:rStyle w:val="VerbatimChar"/>
         </w:rPr>
-        <w:t xml:space="preserve">2          1261 Early 1990's Alaska       Class A     </w:t>
+        <w:t xml:space="preserve">2 f16       2018-04-11   Mt Rainier    5.52</w:t>
       </w:r>
       <w:r>
         <w:br/>
@@ -1753,7 +1802,7 @@
         <w:rPr>
           <w:rStyle w:val="VerbatimChar"/>
         </w:rPr>
-        <w:t xml:space="preserve">3          6496 1974         Rhode Island Class A     </w:t>
+        <w:t xml:space="preserve">3 f06       2018-04-29   Snoqualmie    2.06</w:t>
       </w:r>
     </w:p>
     <w:p>
@@ -1764,7 +1813,7 @@
         <w:rPr>
           <w:rStyle w:val="NormalTok"/>
         </w:rPr>
-        <w:t xml:space="preserve">locations_df </w:t>
+        <w:t xml:space="preserve">individuals_df </w:t>
       </w:r>
       <w:r>
         <w:rPr>
@@ -1788,7 +1837,7 @@
         <w:rPr>
           <w:rStyle w:val="NormalTok"/>
         </w:rPr>
-        <w:t xml:space="preserve">(number, latitude, longitude) </w:t>
+        <w:t xml:space="preserve">(fisher_id, sex, site, release_date) </w:t>
       </w:r>
       <w:r>
         <w:rPr>
@@ -1835,7 +1884,7 @@
         <w:rPr>
           <w:rStyle w:val="VerbatimChar"/>
         </w:rPr>
-        <w:t xml:space="preserve"># A tibble: 3 × 3</w:t>
+        <w:t xml:space="preserve"># A tibble: 3 × 4</w:t>
       </w:r>
       <w:r>
         <w:br/>
@@ -1844,7 +1893,7 @@
         <w:rPr>
           <w:rStyle w:val="VerbatimChar"/>
         </w:rPr>
-        <w:t xml:space="preserve">  number latitude longitude</w:t>
+        <w:t xml:space="preserve">  fisher_id sex   site       release_date</w:t>
       </w:r>
       <w:r>
         <w:br/>
@@ -1853,7 +1902,7 @@
         <w:rPr>
           <w:rStyle w:val="VerbatimChar"/>
         </w:rPr>
-        <w:t xml:space="preserve">   &lt;dbl&gt;    &lt;dbl&gt;     &lt;dbl&gt;</w:t>
+        <w:t xml:space="preserve">  &lt;chr&gt;     &lt;chr&gt; &lt;chr&gt;      &lt;date&gt;      </w:t>
       </w:r>
       <w:r>
         <w:br/>
@@ -1862,7 +1911,7 @@
         <w:rPr>
           <w:rStyle w:val="VerbatimChar"/>
         </w:rPr>
-        <w:t xml:space="preserve">1    637     61.5     -143.</w:t>
+        <w:t xml:space="preserve">1 F01       F     Mt Rainier 2019-05-10  </w:t>
       </w:r>
       <w:r>
         <w:br/>
@@ -1871,7 +1920,7 @@
         <w:rPr>
           <w:rStyle w:val="VerbatimChar"/>
         </w:rPr>
-        <w:t xml:space="preserve">2   2917     55.2     -133.</w:t>
+        <w:t xml:space="preserve">2 F02       F     Mt Rainier 2018-11-08  </w:t>
       </w:r>
       <w:r>
         <w:br/>
@@ -1880,7 +1929,7 @@
         <w:rPr>
           <w:rStyle w:val="VerbatimChar"/>
         </w:rPr>
-        <w:t xml:space="preserve">3   7963     55.2     -133.</w:t>
+        <w:t xml:space="preserve">3 F03       M     Snoqualmie 2018-02-07  </w:t>
       </w:r>
     </w:p>
     <w:p>
@@ -1904,7 +1953,7 @@
         <w:t xml:space="preserve"> </w:t>
       </w:r>
       <w:r>
-        <w:t xml:space="preserve">is the column that uniquely identifies a row and links the tables.</w:t>
+        <w:t xml:space="preserve">is the column that identifies an animal and links the tables.</w:t>
       </w:r>
     </w:p>
     <w:p>
@@ -1925,7 +1974,7 @@
         <w:rPr>
           <w:rStyle w:val="VerbatimChar"/>
         </w:rPr>
-        <w:t xml:space="preserve">reports_df</w:t>
+        <w:t xml:space="preserve">captures_df</w:t>
       </w:r>
       <w:r>
         <w:t xml:space="preserve"> </w:t>
@@ -1942,7 +1991,7 @@
           <w:b/>
           <w:bCs/>
         </w:rPr>
-        <w:t xml:space="preserve">REPORT_NUMBER</w:t>
+        <w:t xml:space="preserve">animal_id</w:t>
       </w:r>
     </w:p>
     <w:p>
@@ -1963,7 +2012,7 @@
         <w:rPr>
           <w:rStyle w:val="VerbatimChar"/>
         </w:rPr>
-        <w:t xml:space="preserve">locations_df</w:t>
+        <w:t xml:space="preserve">individuals_df</w:t>
       </w:r>
       <w:r>
         <w:t xml:space="preserve"> </w:t>
@@ -1980,7 +2029,7 @@
           <w:b/>
           <w:bCs/>
         </w:rPr>
-        <w:t xml:space="preserve">number</w:t>
+        <w:t xml:space="preserve">fisher_id</w:t>
       </w:r>
     </w:p>
     <w:p>
@@ -2145,16 +2194,50 @@
               <w:t xml:space="preserve"> </w:t>
             </w:r>
             <w:r>
-              <w:t xml:space="preserve">in the table you’re looking things up in (</w:t>
+              <w:t xml:space="preserve">in the table you look things up in (</w:t>
             </w:r>
             <w:r>
               <w:rPr>
                 <w:rStyle w:val="VerbatimChar"/>
               </w:rPr>
-              <w:t xml:space="preserve">locations_df</w:t>
-            </w:r>
-            <w:r>
-              <w:t xml:space="preserve">).</w:t>
+              <w:t xml:space="preserve">individuals_df</w:t>
+            </w:r>
+            <w:r>
+              <w:t xml:space="preserve"> </w:t>
+            </w:r>
+            <w:r>
+              <w:t xml:space="preserve">— one row per fisher). It is</w:t>
+            </w:r>
+            <w:r>
+              <w:t xml:space="preserve"> </w:t>
+            </w:r>
+            <w:r>
+              <w:rPr>
+                <w:i/>
+                <w:iCs/>
+              </w:rPr>
+              <w:t xml:space="preserve">not</w:t>
+            </w:r>
+            <w:r>
+              <w:t xml:space="preserve"> </w:t>
+            </w:r>
+            <w:r>
+              <w:t xml:space="preserve">unique in</w:t>
+            </w:r>
+            <w:r>
+              <w:t xml:space="preserve"> </w:t>
+            </w:r>
+            <w:r>
+              <w:rPr>
+                <w:rStyle w:val="VerbatimChar"/>
+              </w:rPr>
+              <w:t xml:space="preserve">captures_df</w:t>
+            </w:r>
+            <w:r>
+              <w:t xml:space="preserve"> </w:t>
+            </w:r>
+            <w:r>
+              <w:t xml:space="preserve">— a fisher can be caught many times.</w:t>
             </w:r>
           </w:p>
           <w:p/>
@@ -2179,7 +2262,7 @@
         <w:rPr>
           <w:rStyle w:val="CommentTok"/>
         </w:rPr>
-        <w:t xml:space="preserve"># Two fixes: drop duplicate reports, match key type --</w:t>
+        <w:t xml:space="preserve"># The capture key is lowercase; the individual key is not</w:t>
       </w:r>
       <w:r>
         <w:br/>
@@ -2188,7 +2271,149 @@
         <w:rPr>
           <w:rStyle w:val="NormalTok"/>
         </w:rPr>
-        <w:t xml:space="preserve">reports_df </w:t>
+        <w:t xml:space="preserve">captures_df </w:t>
+      </w:r>
+      <w:r>
+        <w:rPr>
+          <w:rStyle w:val="SpecialCharTok"/>
+        </w:rPr>
+        <w:t xml:space="preserve">%&gt;%</w:t>
+      </w:r>
+      <w:r>
+        <w:rPr>
+          <w:rStyle w:val="NormalTok"/>
+        </w:rPr>
+        <w:t xml:space="preserve"> </w:t>
+      </w:r>
+      <w:r>
+        <w:rPr>
+          <w:rStyle w:val="FunctionTok"/>
+        </w:rPr>
+        <w:t xml:space="preserve">count</w:t>
+      </w:r>
+      <w:r>
+        <w:rPr>
+          <w:rStyle w:val="NormalTok"/>
+        </w:rPr>
+        <w:t xml:space="preserve">(animal_id) </w:t>
+      </w:r>
+      <w:r>
+        <w:rPr>
+          <w:rStyle w:val="SpecialCharTok"/>
+        </w:rPr>
+        <w:t xml:space="preserve">%&gt;%</w:t>
+      </w:r>
+      <w:r>
+        <w:rPr>
+          <w:rStyle w:val="NormalTok"/>
+        </w:rPr>
+        <w:t xml:space="preserve"> </w:t>
+      </w:r>
+      <w:r>
+        <w:rPr>
+          <w:rStyle w:val="FunctionTok"/>
+        </w:rPr>
+        <w:t xml:space="preserve">head</w:t>
+      </w:r>
+      <w:r>
+        <w:rPr>
+          <w:rStyle w:val="NormalTok"/>
+        </w:rPr>
+        <w:t xml:space="preserve">()</w:t>
+      </w:r>
+    </w:p>
+    <w:p>
+      <w:pPr>
+        <w:pStyle w:val="SourceCode"/>
+      </w:pPr>
+      <w:r>
+        <w:rPr>
+          <w:rStyle w:val="VerbatimChar"/>
+        </w:rPr>
+        <w:t xml:space="preserve"># A tibble: 6 × 2</w:t>
+      </w:r>
+      <w:r>
+        <w:br/>
+      </w:r>
+      <w:r>
+        <w:rPr>
+          <w:rStyle w:val="VerbatimChar"/>
+        </w:rPr>
+        <w:t xml:space="preserve">  animal_id     n</w:t>
+      </w:r>
+      <w:r>
+        <w:br/>
+      </w:r>
+      <w:r>
+        <w:rPr>
+          <w:rStyle w:val="VerbatimChar"/>
+        </w:rPr>
+        <w:t xml:space="preserve">  &lt;chr&gt;     &lt;int&gt;</w:t>
+      </w:r>
+      <w:r>
+        <w:br/>
+      </w:r>
+      <w:r>
+        <w:rPr>
+          <w:rStyle w:val="VerbatimChar"/>
+        </w:rPr>
+        <w:t xml:space="preserve">1 f01           3</w:t>
+      </w:r>
+      <w:r>
+        <w:br/>
+      </w:r>
+      <w:r>
+        <w:rPr>
+          <w:rStyle w:val="VerbatimChar"/>
+        </w:rPr>
+        <w:t xml:space="preserve">2 f02           4</w:t>
+      </w:r>
+      <w:r>
+        <w:br/>
+      </w:r>
+      <w:r>
+        <w:rPr>
+          <w:rStyle w:val="VerbatimChar"/>
+        </w:rPr>
+        <w:t xml:space="preserve">3 f03           2</w:t>
+      </w:r>
+      <w:r>
+        <w:br/>
+      </w:r>
+      <w:r>
+        <w:rPr>
+          <w:rStyle w:val="VerbatimChar"/>
+        </w:rPr>
+        <w:t xml:space="preserve">4 f05           3</w:t>
+      </w:r>
+      <w:r>
+        <w:br/>
+      </w:r>
+      <w:r>
+        <w:rPr>
+          <w:rStyle w:val="VerbatimChar"/>
+        </w:rPr>
+        <w:t xml:space="preserve">5 f06           5</w:t>
+      </w:r>
+      <w:r>
+        <w:br/>
+      </w:r>
+      <w:r>
+        <w:rPr>
+          <w:rStyle w:val="VerbatimChar"/>
+        </w:rPr>
+        <w:t xml:space="preserve">6 f07           5</w:t>
+      </w:r>
+    </w:p>
+    <w:p>
+      <w:pPr>
+        <w:pStyle w:val="SourceCode"/>
+      </w:pPr>
+      <w:r>
+        <w:rPr>
+          <w:rStyle w:val="NormalTok"/>
+        </w:rPr>
+        <w:t xml:space="preserve">captures_df </w:t>
       </w:r>
       <w:r>
         <w:rPr>
@@ -2200,7 +2425,7 @@
         <w:rPr>
           <w:rStyle w:val="NormalTok"/>
         </w:rPr>
-        <w:t xml:space="preserve"> reports_df </w:t>
+        <w:t xml:space="preserve"> captures_df </w:t>
       </w:r>
       <w:r>
         <w:rPr>
@@ -2221,130 +2446,119 @@
         <w:rPr>
           <w:rStyle w:val="FunctionTok"/>
         </w:rPr>
-        <w:t xml:space="preserve">distinct</w:t>
-      </w:r>
-      <w:r>
-        <w:rPr>
-          <w:rStyle w:val="NormalTok"/>
-        </w:rPr>
-        <w:t xml:space="preserve">(REPORT_NUMBER, </w:t>
+        <w:t xml:space="preserve">mutate</w:t>
+      </w:r>
+      <w:r>
+        <w:rPr>
+          <w:rStyle w:val="NormalTok"/>
+        </w:rPr>
+        <w:t xml:space="preserve">(</w:t>
       </w:r>
       <w:r>
         <w:rPr>
           <w:rStyle w:val="AttributeTok"/>
         </w:rPr>
-        <w:t xml:space="preserve">.keep_all =</w:t>
-      </w:r>
-      <w:r>
-        <w:rPr>
-          <w:rStyle w:val="NormalTok"/>
-        </w:rPr>
-        <w:t xml:space="preserve"> </w:t>
-      </w:r>
-      <w:r>
-        <w:rPr>
-          <w:rStyle w:val="ConstantTok"/>
-        </w:rPr>
-        <w:t xml:space="preserve">TRUE</w:t>
-      </w:r>
-      <w:r>
-        <w:rPr>
-          <w:rStyle w:val="NormalTok"/>
-        </w:rPr>
-        <w:t xml:space="preserve">) </w:t>
+        <w:t xml:space="preserve">animal_id =</w:t>
+      </w:r>
+      <w:r>
+        <w:rPr>
+          <w:rStyle w:val="NormalTok"/>
+        </w:rPr>
+        <w:t xml:space="preserve"> </w:t>
+      </w:r>
+      <w:r>
+        <w:rPr>
+          <w:rStyle w:val="FunctionTok"/>
+        </w:rPr>
+        <w:t xml:space="preserve">str_to_upper</w:t>
+      </w:r>
+      <w:r>
+        <w:rPr>
+          <w:rStyle w:val="NormalTok"/>
+        </w:rPr>
+        <w:t xml:space="preserve">(animal_id))   </w:t>
+      </w:r>
+      <w:r>
+        <w:rPr>
+          <w:rStyle w:val="CommentTok"/>
+        </w:rPr>
+        <w:t xml:space="preserve"># "f07" -&gt; "F07"</w:t>
+      </w:r>
+      <w:r>
+        <w:br/>
+      </w:r>
+      <w:r>
+        <w:br/>
+      </w:r>
+      <w:r>
+        <w:rPr>
+          <w:rStyle w:val="FunctionTok"/>
+        </w:rPr>
+        <w:t xml:space="preserve">n_distinct</w:t>
+      </w:r>
+      <w:r>
+        <w:rPr>
+          <w:rStyle w:val="NormalTok"/>
+        </w:rPr>
+        <w:t xml:space="preserve">(individuals_df</w:t>
       </w:r>
       <w:r>
         <w:rPr>
           <w:rStyle w:val="SpecialCharTok"/>
         </w:rPr>
-        <w:t xml:space="preserve">%&gt;%</w:t>
-      </w:r>
-      <w:r>
-        <w:rPr>
-          <w:rStyle w:val="NormalTok"/>
-        </w:rPr>
-        <w:t xml:space="preserve">   </w:t>
+        <w:t xml:space="preserve">$</w:t>
+      </w:r>
+      <w:r>
+        <w:rPr>
+          <w:rStyle w:val="NormalTok"/>
+        </w:rPr>
+        <w:t xml:space="preserve">fisher_id)</w:t>
+      </w:r>
+    </w:p>
+    <w:p>
+      <w:pPr>
+        <w:pStyle w:val="SourceCode"/>
+      </w:pPr>
+      <w:r>
+        <w:rPr>
+          <w:rStyle w:val="VerbatimChar"/>
+        </w:rPr>
+        <w:t xml:space="preserve">[1] 18</w:t>
+      </w:r>
+    </w:p>
+    <w:p>
+      <w:pPr>
+        <w:pStyle w:val="SourceCode"/>
+      </w:pPr>
+      <w:r>
+        <w:rPr>
+          <w:rStyle w:val="FunctionTok"/>
+        </w:rPr>
+        <w:t xml:space="preserve">n_distinct</w:t>
+      </w:r>
+      <w:r>
+        <w:rPr>
+          <w:rStyle w:val="NormalTok"/>
+        </w:rPr>
+        <w:t xml:space="preserve">(captures_df</w:t>
+      </w:r>
+      <w:r>
+        <w:rPr>
+          <w:rStyle w:val="SpecialCharTok"/>
+        </w:rPr>
+        <w:t xml:space="preserve">$</w:t>
+      </w:r>
+      <w:r>
+        <w:rPr>
+          <w:rStyle w:val="NormalTok"/>
+        </w:rPr>
+        <w:t xml:space="preserve">animal_id)   </w:t>
       </w:r>
       <w:r>
         <w:rPr>
           <w:rStyle w:val="CommentTok"/>
         </w:rPr>
-        <w:t xml:space="preserve"># one row per report</w:t>
-      </w:r>
-      <w:r>
-        <w:br/>
-      </w:r>
-      <w:r>
-        <w:rPr>
-          <w:rStyle w:val="NormalTok"/>
-        </w:rPr>
-        <w:t xml:space="preserve">  </w:t>
-      </w:r>
-      <w:r>
-        <w:rPr>
-          <w:rStyle w:val="FunctionTok"/>
-        </w:rPr>
-        <w:t xml:space="preserve">mutate</w:t>
-      </w:r>
-      <w:r>
-        <w:rPr>
-          <w:rStyle w:val="NormalTok"/>
-        </w:rPr>
-        <w:t xml:space="preserve">(</w:t>
-      </w:r>
-      <w:r>
-        <w:rPr>
-          <w:rStyle w:val="AttributeTok"/>
-        </w:rPr>
-        <w:t xml:space="preserve">REPORT_NUMBER =</w:t>
-      </w:r>
-      <w:r>
-        <w:rPr>
-          <w:rStyle w:val="NormalTok"/>
-        </w:rPr>
-        <w:t xml:space="preserve"> </w:t>
-      </w:r>
-      <w:r>
-        <w:rPr>
-          <w:rStyle w:val="FunctionTok"/>
-        </w:rPr>
-        <w:t xml:space="preserve">as.integer</w:t>
-      </w:r>
-      <w:r>
-        <w:rPr>
-          <w:rStyle w:val="NormalTok"/>
-        </w:rPr>
-        <w:t xml:space="preserve">(REPORT_NUMBER))</w:t>
-      </w:r>
-      <w:r>
-        <w:br/>
-      </w:r>
-      <w:r>
-        <w:br/>
-      </w:r>
-      <w:r>
-        <w:rPr>
-          <w:rStyle w:val="FunctionTok"/>
-        </w:rPr>
-        <w:t xml:space="preserve">n_distinct</w:t>
-      </w:r>
-      <w:r>
-        <w:rPr>
-          <w:rStyle w:val="NormalTok"/>
-        </w:rPr>
-        <w:t xml:space="preserve">(reports_df</w:t>
-      </w:r>
-      <w:r>
-        <w:rPr>
-          <w:rStyle w:val="SpecialCharTok"/>
-        </w:rPr>
-        <w:t xml:space="preserve">$</w:t>
-      </w:r>
-      <w:r>
-        <w:rPr>
-          <w:rStyle w:val="NormalTok"/>
-        </w:rPr>
-        <w:t xml:space="preserve">REPORT_NUMBER)</w:t>
+        <w:t xml:space="preserve"># includes "UNK" — unmarked animals</w:t>
       </w:r>
     </w:p>
     <w:p>
@@ -2355,47 +2569,7 @@
         <w:rPr>
           <w:rStyle w:val="VerbatimChar"/>
         </w:rPr>
-        <w:t xml:space="preserve">[1] 5022</w:t>
-      </w:r>
-    </w:p>
-    <w:p>
-      <w:pPr>
-        <w:pStyle w:val="SourceCode"/>
-      </w:pPr>
-      <w:r>
-        <w:rPr>
-          <w:rStyle w:val="FunctionTok"/>
-        </w:rPr>
-        <w:t xml:space="preserve">n_distinct</w:t>
-      </w:r>
-      <w:r>
-        <w:rPr>
-          <w:rStyle w:val="NormalTok"/>
-        </w:rPr>
-        <w:t xml:space="preserve">(locations_df</w:t>
-      </w:r>
-      <w:r>
-        <w:rPr>
-          <w:rStyle w:val="SpecialCharTok"/>
-        </w:rPr>
-        <w:t xml:space="preserve">$</w:t>
-      </w:r>
-      <w:r>
-        <w:rPr>
-          <w:rStyle w:val="NormalTok"/>
-        </w:rPr>
-        <w:t xml:space="preserve">number)</w:t>
-      </w:r>
-    </w:p>
-    <w:p>
-      <w:pPr>
-        <w:pStyle w:val="SourceCode"/>
-      </w:pPr>
-      <w:r>
-        <w:rPr>
-          <w:rStyle w:val="VerbatimChar"/>
-        </w:rPr>
-        <w:t xml:space="preserve">[1] 4250</w:t>
+        <w:t xml:space="preserve">[1] 15</w:t>
       </w:r>
     </w:p>
     <w:p>
@@ -2410,13 +2584,83 @@
         <w:rPr>
           <w:rStyle w:val="VerbatimChar"/>
         </w:rPr>
-        <w:t xml:space="preserve">distinct()</w:t>
-      </w:r>
-      <w:r>
-        <w:t xml:space="preserve"> </w:t>
-      </w:r>
-      <w:r>
-        <w:t xml:space="preserve">— keep one row per report number</w:t>
+        <w:t xml:space="preserve">str_to_upper()</w:t>
+      </w:r>
+      <w:r>
+        <w:t xml:space="preserve"> </w:t>
+      </w:r>
+      <w:r>
+        <w:t xml:space="preserve">—</w:t>
+      </w:r>
+      <w:r>
+        <w:t xml:space="preserve"> </w:t>
+      </w:r>
+      <w:r>
+        <w:rPr>
+          <w:rStyle w:val="VerbatimChar"/>
+        </w:rPr>
+        <w:t xml:space="preserve">animal_id</w:t>
+      </w:r>
+      <w:r>
+        <w:t xml:space="preserve"> </w:t>
+      </w:r>
+      <w:r>
+        <w:t xml:space="preserve">was</w:t>
+      </w:r>
+      <w:r>
+        <w:t xml:space="preserve"> </w:t>
+      </w:r>
+      <w:r>
+        <w:rPr>
+          <w:rStyle w:val="VerbatimChar"/>
+        </w:rPr>
+        <w:t xml:space="preserve">"f07"</w:t>
+      </w:r>
+      <w:r>
+        <w:t xml:space="preserve">,</w:t>
+      </w:r>
+      <w:r>
+        <w:t xml:space="preserve"> </w:t>
+      </w:r>
+      <w:r>
+        <w:rPr>
+          <w:rStyle w:val="VerbatimChar"/>
+        </w:rPr>
+        <w:t xml:space="preserve">fisher_id</w:t>
+      </w:r>
+      <w:r>
+        <w:t xml:space="preserve"> </w:t>
+      </w:r>
+      <w:r>
+        <w:t xml:space="preserve">is</w:t>
+      </w:r>
+      <w:r>
+        <w:t xml:space="preserve"> </w:t>
+      </w:r>
+      <w:r>
+        <w:rPr>
+          <w:rStyle w:val="VerbatimChar"/>
+        </w:rPr>
+        <w:t xml:space="preserve">"F07"</w:t>
+      </w:r>
+      <w:r>
+        <w:t xml:space="preserve">.</w:t>
+      </w:r>
+      <w:r>
+        <w:t xml:space="preserve"> </w:t>
+      </w:r>
+      <w:r>
+        <w:rPr>
+          <w:b/>
+          <w:bCs/>
+        </w:rPr>
+        <w:t xml:space="preserve">Case must match</w:t>
+      </w:r>
+      <w:r>
+        <w:t xml:space="preserve"> </w:t>
+      </w:r>
+      <w:r>
+        <w:t xml:space="preserve">or the join finds nothing</w:t>
       </w:r>
     </w:p>
     <w:p>
@@ -2431,83 +2675,13 @@
         <w:rPr>
           <w:rStyle w:val="VerbatimChar"/>
         </w:rPr>
-        <w:t xml:space="preserve">as.integer()</w:t>
-      </w:r>
-      <w:r>
-        <w:t xml:space="preserve"> </w:t>
-      </w:r>
-      <w:r>
-        <w:t xml:space="preserve">—</w:t>
-      </w:r>
-      <w:r>
-        <w:t xml:space="preserve"> </w:t>
-      </w:r>
-      <w:r>
-        <w:rPr>
-          <w:rStyle w:val="VerbatimChar"/>
-        </w:rPr>
-        <w:t xml:space="preserve">REPORT_NUMBER</w:t>
-      </w:r>
-      <w:r>
-        <w:t xml:space="preserve"> </w:t>
-      </w:r>
-      <w:r>
-        <w:t xml:space="preserve">was stored like</w:t>
-      </w:r>
-      <w:r>
-        <w:t xml:space="preserve"> </w:t>
-      </w:r>
-      <w:r>
-        <w:rPr>
-          <w:rStyle w:val="VerbatimChar"/>
-        </w:rPr>
-        <w:t xml:space="preserve">30680.0</w:t>
-      </w:r>
-      <w:r>
-        <w:t xml:space="preserve">;</w:t>
-      </w:r>
-      <w:r>
-        <w:t xml:space="preserve"> </w:t>
-      </w:r>
-      <w:r>
-        <w:rPr>
-          <w:rStyle w:val="VerbatimChar"/>
-        </w:rPr>
-        <w:t xml:space="preserve">number</w:t>
-      </w:r>
-      <w:r>
-        <w:t xml:space="preserve"> </w:t>
-      </w:r>
-      <w:r>
-        <w:t xml:space="preserve">is</w:t>
-      </w:r>
-      <w:r>
-        <w:t xml:space="preserve"> </w:t>
-      </w:r>
-      <w:r>
-        <w:rPr>
-          <w:rStyle w:val="VerbatimChar"/>
-        </w:rPr>
-        <w:t xml:space="preserve">30680</w:t>
-      </w:r>
-      <w:r>
-        <w:t xml:space="preserve">.</w:t>
-      </w:r>
-      <w:r>
-        <w:t xml:space="preserve"> </w:t>
-      </w:r>
-      <w:r>
-        <w:rPr>
-          <w:b/>
-          <w:bCs/>
-        </w:rPr>
-        <w:t xml:space="preserve">Keys must be the same type</w:t>
-      </w:r>
-      <w:r>
-        <w:t xml:space="preserve"> </w:t>
-      </w:r>
-      <w:r>
-        <w:t xml:space="preserve">to match</w:t>
+        <w:t xml:space="preserve">"UNK"</w:t>
+      </w:r>
+      <w:r>
+        <w:t xml:space="preserve"> </w:t>
+      </w:r>
+      <w:r>
+        <w:t xml:space="preserve">is not a real fisher — those events have no individual to attach</w:t>
       </w:r>
     </w:p>
     <w:tbl>
@@ -2629,7 +2803,7 @@
               <w:t xml:space="preserve"> </w:t>
             </w:r>
             <w:r>
-              <w:t xml:space="preserve">A join silently fails to match if the keys are different</w:t>
+              <w:t xml:space="preserve">A join silently fails to match if the keys differ in</w:t>
             </w:r>
             <w:r>
               <w:t xml:space="preserve"> </w:t>
@@ -2639,13 +2813,13 @@
                 <w:b/>
                 <w:bCs/>
               </w:rPr>
-              <w:t xml:space="preserve">types</w:t>
-            </w:r>
-            <w:r>
-              <w:t xml:space="preserve"> </w:t>
-            </w:r>
-            <w:r>
-              <w:t xml:space="preserve">(text vs number) or</w:t>
+              <w:t xml:space="preserve">type</w:t>
+            </w:r>
+            <w:r>
+              <w:t xml:space="preserve"> </w:t>
+            </w:r>
+            <w:r>
+              <w:t xml:space="preserve">(text vs number),</w:t>
             </w:r>
             <w:r>
               <w:t xml:space="preserve"> </w:t>
@@ -2655,7 +2829,20 @@
                 <w:b/>
                 <w:bCs/>
               </w:rPr>
-              <w:t xml:space="preserve">formats</w:t>
+              <w:t xml:space="preserve">case</w:t>
+            </w:r>
+            <w:r>
+              <w:t xml:space="preserve">, or</w:t>
+            </w:r>
+            <w:r>
+              <w:t xml:space="preserve"> </w:t>
+            </w:r>
+            <w:r>
+              <w:rPr>
+                <w:b/>
+                <w:bCs/>
+              </w:rPr>
+              <w:t xml:space="preserve">format</w:t>
             </w:r>
             <w:r>
               <w:t xml:space="preserve"> </w:t>
@@ -2683,7 +2870,7 @@
         <w:pStyle w:val="FirstParagraph"/>
       </w:pPr>
       <w:r>
-        <w:t xml:space="preserve">Load both tables, find the key in each, and clean it. Predict how many reports have coordinates before we join.</w:t>
+        <w:t xml:space="preserve">Load both tables, find the key in each, and fix its case. Predict how many capture events can be tied to a known fisher.</w:t>
       </w:r>
     </w:p>
     <w:bookmarkEnd w:id="32"/>
@@ -2860,7 +3047,7 @@
       </w:tr>
     </w:tbl>
     <w:bookmarkEnd w:id="35"/>
-    <w:bookmarkStart w:id="38" w:name="left_join-keep-every-report"/>
+    <w:bookmarkStart w:id="38" w:name="left_join-keep-every-capture-event"/>
     <w:p>
       <w:pPr>
         <w:pStyle w:val="Heading1"/>
@@ -2875,7 +3062,7 @@
         <w:t xml:space="preserve"> </w:t>
       </w:r>
       <w:r>
-        <w:t xml:space="preserve">— Keep Every Report</w:t>
+        <w:t xml:space="preserve">— Keep Every Capture Event</w:t>
       </w:r>
     </w:p>
     <w:tbl>
@@ -3000,13 +3187,13 @@
               <w:rPr>
                 <w:rStyle w:val="VerbatimChar"/>
               </w:rPr>
-              <w:t xml:space="preserve">reports_df</w:t>
-            </w:r>
-            <w:r>
-              <w:t xml:space="preserve"> </w:t>
-            </w:r>
-            <w:r>
-              <w:t xml:space="preserve">has ~5,000 reports; only ~4,000 were geocoded. After a</w:t>
+              <w:t xml:space="preserve">captures_df</w:t>
+            </w:r>
+            <w:r>
+              <w:t xml:space="preserve"> </w:t>
+            </w:r>
+            <w:r>
+              <w:t xml:space="preserve">has ~45 events; a few are unmarked animals. After a</w:t>
             </w:r>
             <w:r>
               <w:t xml:space="preserve"> </w:t>
@@ -3018,7 +3205,10 @@
               <w:t xml:space="preserve">left_join</w:t>
             </w:r>
             <w:r>
-              <w:t xml:space="preserve">, how many</w:t>
+              <w:t xml:space="preserve"> </w:t>
+            </w:r>
+            <w:r>
+              <w:t xml:space="preserve">(captures on the left), how many</w:t>
             </w:r>
             <w:r>
               <w:t xml:space="preserve"> </w:t>
@@ -3034,7 +3224,19 @@
               <w:t xml:space="preserve"> </w:t>
             </w:r>
             <w:r>
-              <w:t xml:space="preserve">will we have, and how many will have a latitude?</w:t>
+              <w:t xml:space="preserve">will we have, and how many will have a missing</w:t>
+            </w:r>
+            <w:r>
+              <w:t xml:space="preserve"> </w:t>
+            </w:r>
+            <w:r>
+              <w:rPr>
+                <w:rStyle w:val="VerbatimChar"/>
+              </w:rPr>
+              <w:t xml:space="preserve">sex</w:t>
+            </w:r>
+            <w:r>
+              <w:t xml:space="preserve">?</w:t>
             </w:r>
           </w:p>
           <w:p/>
@@ -3058,7 +3260,7 @@
         <w:rPr>
           <w:rStyle w:val="NormalTok"/>
         </w:rPr>
-        <w:t xml:space="preserve">bigfoot_df </w:t>
+        <w:t xml:space="preserve">captures_joined </w:t>
       </w:r>
       <w:r>
         <w:rPr>
@@ -3070,7 +3272,7 @@
         <w:rPr>
           <w:rStyle w:val="NormalTok"/>
         </w:rPr>
-        <w:t xml:space="preserve"> reports_df </w:t>
+        <w:t xml:space="preserve"> captures_df </w:t>
       </w:r>
       <w:r>
         <w:rPr>
@@ -3097,7 +3299,7 @@
         <w:rPr>
           <w:rStyle w:val="NormalTok"/>
         </w:rPr>
-        <w:t xml:space="preserve">(locations_df, </w:t>
+        <w:t xml:space="preserve">(individuals_df, </w:t>
       </w:r>
       <w:r>
         <w:rPr>
@@ -3127,7 +3329,7 @@
         <w:rPr>
           <w:rStyle w:val="StringTok"/>
         </w:rPr>
-        <w:t xml:space="preserve">"REPORT_NUMBER"</w:t>
+        <w:t xml:space="preserve">"animal_id"</w:t>
       </w:r>
       <w:r>
         <w:rPr>
@@ -3151,7 +3353,7 @@
         <w:rPr>
           <w:rStyle w:val="StringTok"/>
         </w:rPr>
-        <w:t xml:space="preserve">"number"</w:t>
+        <w:t xml:space="preserve">"fisher_id"</w:t>
       </w:r>
       <w:r>
         <w:rPr>
@@ -3175,13 +3377,13 @@
         <w:rPr>
           <w:rStyle w:val="NormalTok"/>
         </w:rPr>
-        <w:t xml:space="preserve">(bigfoot_df)                    </w:t>
+        <w:t xml:space="preserve">(captures_joined)                  </w:t>
       </w:r>
       <w:r>
         <w:rPr>
           <w:rStyle w:val="CommentTok"/>
         </w:rPr>
-        <w:t xml:space="preserve"># every report is kept</w:t>
+        <w:t xml:space="preserve"># every capture event is kept</w:t>
       </w:r>
     </w:p>
     <w:p>
@@ -3192,7 +3394,7 @@
         <w:rPr>
           <w:rStyle w:val="VerbatimChar"/>
         </w:rPr>
-        <w:t xml:space="preserve">[1] 5022</w:t>
+        <w:t xml:space="preserve">[1] 45</w:t>
       </w:r>
     </w:p>
     <w:p>
@@ -3213,39 +3415,33 @@
       </w:r>
       <w:r>
         <w:rPr>
+          <w:rStyle w:val="FunctionTok"/>
+        </w:rPr>
+        <w:t xml:space="preserve">is.na</w:t>
+      </w:r>
+      <w:r>
+        <w:rPr>
+          <w:rStyle w:val="NormalTok"/>
+        </w:rPr>
+        <w:t xml:space="preserve">(captures_joined</w:t>
+      </w:r>
+      <w:r>
+        <w:rPr>
           <w:rStyle w:val="SpecialCharTok"/>
         </w:rPr>
-        <w:t xml:space="preserve">!</w:t>
-      </w:r>
-      <w:r>
-        <w:rPr>
-          <w:rStyle w:val="FunctionTok"/>
-        </w:rPr>
-        <w:t xml:space="preserve">is.na</w:t>
-      </w:r>
-      <w:r>
-        <w:rPr>
-          <w:rStyle w:val="NormalTok"/>
-        </w:rPr>
-        <w:t xml:space="preserve">(bigfoot_df</w:t>
-      </w:r>
-      <w:r>
-        <w:rPr>
-          <w:rStyle w:val="SpecialCharTok"/>
-        </w:rPr>
         <w:t xml:space="preserve">$</w:t>
       </w:r>
       <w:r>
         <w:rPr>
           <w:rStyle w:val="NormalTok"/>
         </w:rPr>
-        <w:t xml:space="preserve">latitude))    </w:t>
+        <w:t xml:space="preserve">sex))        </w:t>
       </w:r>
       <w:r>
         <w:rPr>
           <w:rStyle w:val="CommentTok"/>
         </w:rPr>
-        <w:t xml:space="preserve"># how many got coordinates</w:t>
+        <w:t xml:space="preserve"># events we can't attribute</w:t>
       </w:r>
     </w:p>
     <w:p>
@@ -3256,7 +3452,7 @@
         <w:rPr>
           <w:rStyle w:val="VerbatimChar"/>
         </w:rPr>
-        <w:t xml:space="preserve">[1] 4056</w:t>
+        <w:t xml:space="preserve">[1] 3</w:t>
       </w:r>
     </w:p>
     <w:p>
@@ -3271,7 +3467,7 @@
         <w:rPr>
           <w:rStyle w:val="VerbatimChar"/>
         </w:rPr>
-        <w:t xml:space="preserve">by = c("REPORT_NUMBER" = "number")</w:t>
+        <w:t xml:space="preserve">by = c("animal_id" = "fisher_id")</w:t>
       </w:r>
       <w:r>
         <w:t xml:space="preserve"> </w:t>
@@ -3292,7 +3488,7 @@
         <w:rPr>
           <w:rStyle w:val="VerbatimChar"/>
         </w:rPr>
-        <w:t xml:space="preserve">REPORT_NUMBER</w:t>
+        <w:t xml:space="preserve">animal_id</w:t>
       </w:r>
       <w:r>
         <w:t xml:space="preserve"> </w:t>
@@ -3307,7 +3503,7 @@
         <w:rPr>
           <w:rStyle w:val="VerbatimChar"/>
         </w:rPr>
-        <w:t xml:space="preserve">number</w:t>
+        <w:t xml:space="preserve">fisher_id</w:t>
       </w:r>
       <w:r>
         <w:t xml:space="preserve">”</w:t>
@@ -3347,7 +3543,7 @@
         <w:t xml:space="preserve"> </w:t>
       </w:r>
       <w:r>
-        <w:t xml:space="preserve">(all reports)</w:t>
+        <w:t xml:space="preserve">(all capture events)</w:t>
       </w:r>
     </w:p>
     <w:p>
@@ -3359,7 +3555,7 @@
         </w:numPr>
       </w:pPr>
       <w:r>
-        <w:t xml:space="preserve">Reports with no location get</w:t>
+        <w:t xml:space="preserve">Unmarked-animal events get</w:t>
       </w:r>
       <w:r>
         <w:t xml:space="preserve"> </w:t>
@@ -3374,7 +3570,7 @@
         <w:t xml:space="preserve"> </w:t>
       </w:r>
       <w:r>
-        <w:t xml:space="preserve">coordinates — they simply weren’t geocoded</w:t>
+        <w:t xml:space="preserve">for sex, age, source</w:t>
       </w:r>
     </w:p>
     <w:p>
@@ -3428,7 +3624,7 @@
         <w:t xml:space="preserve"> </w:t>
       </w:r>
       <w:r>
-        <w:t xml:space="preserve">— and both tables happen to have an</w:t>
+        <w:t xml:space="preserve">— and both tables have a</w:t>
       </w:r>
       <w:r>
         <w:t xml:space="preserve"> </w:t>
@@ -3439,7 +3635,7 @@
           <w:b/>
           <w:bCs/>
         </w:rPr>
-        <w:t xml:space="preserve">index</w:t>
+        <w:t xml:space="preserve">site</w:t>
       </w:r>
       <w:r>
         <w:t xml:space="preserve"> </w:t>
@@ -3456,7 +3652,7 @@
         <w:rPr>
           <w:rStyle w:val="NormalTok"/>
         </w:rPr>
-        <w:t xml:space="preserve">reports_df </w:t>
+        <w:t xml:space="preserve">captures_df </w:t>
       </w:r>
       <w:r>
         <w:rPr>
@@ -3480,7 +3676,7 @@
         <w:rPr>
           <w:rStyle w:val="NormalTok"/>
         </w:rPr>
-        <w:t xml:space="preserve">(locations_df)</w:t>
+        <w:t xml:space="preserve">(individuals_df)</w:t>
       </w:r>
       <w:r>
         <w:br/>
@@ -3489,7 +3685,7 @@
         <w:rPr>
           <w:rStyle w:val="CommentTok"/>
         </w:rPr>
-        <w:t xml:space="preserve">#&gt; Joining with `by = join_by(index)`</w:t>
+        <w:t xml:space="preserve">#&gt; Joining with `by = join_by(site)`</w:t>
       </w:r>
     </w:p>
     <w:p>
@@ -3497,7 +3693,22 @@
         <w:pStyle w:val="FirstParagraph"/>
       </w:pPr>
       <w:r>
-        <w:t xml:space="preserve">That matches</w:t>
+        <w:t xml:space="preserve">But</w:t>
+      </w:r>
+      <w:r>
+        <w:t xml:space="preserve"> </w:t>
+      </w:r>
+      <w:r>
+        <w:rPr>
+          <w:rStyle w:val="VerbatimChar"/>
+        </w:rPr>
+        <w:t xml:space="preserve">site</w:t>
+      </w:r>
+      <w:r>
+        <w:t xml:space="preserve"> </w:t>
+      </w:r>
+      <w:r>
+        <w:t xml:space="preserve">means different things: the</w:t>
       </w:r>
       <w:r>
         <w:t xml:space="preserve"> </w:t>
@@ -3507,28 +3718,13 @@
           <w:b/>
           <w:bCs/>
         </w:rPr>
-        <w:t xml:space="preserve">row 1 to row 1, row 2 to row 2</w:t>
-      </w:r>
-      <w:r>
-        <w:t xml:space="preserve"> </w:t>
-      </w:r>
-      <w:r>
-        <w:t xml:space="preserve">— nonsense!</w:t>
-      </w:r>
-      <w:r>
-        <w:t xml:space="preserve"> </w:t>
-      </w:r>
-      <w:r>
-        <w:rPr>
-          <w:rStyle w:val="VerbatimChar"/>
-        </w:rPr>
-        <w:t xml:space="preserve">index</w:t>
-      </w:r>
-      <w:r>
-        <w:t xml:space="preserve"> </w:t>
-      </w:r>
-      <w:r>
-        <w:t xml:space="preserve">is just a row number, not a report ID. You get coordinates glued to the wrong reports, with</w:t>
+        <w:t xml:space="preserve">capture</w:t>
+      </w:r>
+      <w:r>
+        <w:t xml:space="preserve"> </w:t>
+      </w:r>
+      <w:r>
+        <w:t xml:space="preserve">site vs the</w:t>
       </w:r>
       <w:r>
         <w:t xml:space="preserve"> </w:t>
@@ -3538,10 +3734,39 @@
           <w:b/>
           <w:bCs/>
         </w:rPr>
-        <w:t xml:space="preserve">no error</w:t>
-      </w:r>
-      <w:r>
-        <w:t xml:space="preserve">.</w:t>
+        <w:t xml:space="preserve">release</w:t>
+      </w:r>
+      <w:r>
+        <w:t xml:space="preserve"> </w:t>
+      </w:r>
+      <w:r>
+        <w:t xml:space="preserve">site. Joining on it matches a capture to</w:t>
+      </w:r>
+      <w:r>
+        <w:t xml:space="preserve"> </w:t>
+      </w:r>
+      <w:r>
+        <w:rPr>
+          <w:i/>
+          <w:iCs/>
+        </w:rPr>
+        <w:t xml:space="preserve">every fisher released at that site</w:t>
+      </w:r>
+      <w:r>
+        <w:t xml:space="preserve"> </w:t>
+      </w:r>
+      <w:r>
+        <w:t xml:space="preserve">— the row count explodes and the animal ids are nonsense.</w:t>
+      </w:r>
+      <w:r>
+        <w:t xml:space="preserve"> </w:t>
+      </w:r>
+      <w:r>
+        <w:rPr>
+          <w:b/>
+          <w:bCs/>
+        </w:rPr>
+        <w:t xml:space="preserve">No error.</w:t>
       </w:r>
     </w:p>
     <w:p>
@@ -3560,7 +3785,7 @@
         <w:rPr>
           <w:rStyle w:val="NormalTok"/>
         </w:rPr>
-        <w:t xml:space="preserve">reports_df </w:t>
+        <w:t xml:space="preserve">captures_df </w:t>
       </w:r>
       <w:r>
         <w:rPr>
@@ -3584,7 +3809,7 @@
         <w:rPr>
           <w:rStyle w:val="NormalTok"/>
         </w:rPr>
-        <w:t xml:space="preserve">(locations_df, </w:t>
+        <w:t xml:space="preserve">(individuals_df, </w:t>
       </w:r>
       <w:r>
         <w:rPr>
@@ -3614,7 +3839,7 @@
         <w:rPr>
           <w:rStyle w:val="StringTok"/>
         </w:rPr>
-        <w:t xml:space="preserve">"REPORT_NUMBER"</w:t>
+        <w:t xml:space="preserve">"animal_id"</w:t>
       </w:r>
       <w:r>
         <w:rPr>
@@ -3638,7 +3863,7 @@
         <w:rPr>
           <w:rStyle w:val="StringTok"/>
         </w:rPr>
-        <w:t xml:space="preserve">"number"</w:t>
+        <w:t xml:space="preserve">"fisher_id"</w:t>
       </w:r>
       <w:r>
         <w:rPr>
@@ -3771,7 +3996,7 @@
               <w:spacing w:after="16"/>
             </w:pPr>
             <w:r>
-              <w:t xml:space="preserve">Nothing here throws an error, so nothing forces you to notice —</w:t>
+              <w:t xml:space="preserve">Nothing throws an error, so nothing forces you to notice.</w:t>
             </w:r>
             <w:r>
               <w:t xml:space="preserve"> </w:t>
@@ -3780,7 +4005,7 @@
               <w:rPr>
                 <w:rStyle w:val="VerbatimChar"/>
               </w:rPr>
-              <w:t xml:space="preserve">reports_df</w:t>
+              <w:t xml:space="preserve">captures_df</w:t>
             </w:r>
             <w:r>
               <w:t xml:space="preserve"> </w:t>
@@ -3795,13 +4020,13 @@
               <w:rPr>
                 <w:rStyle w:val="VerbatimChar"/>
               </w:rPr>
-              <w:t xml:space="preserve">locations_df</w:t>
-            </w:r>
-            <w:r>
-              <w:t xml:space="preserve"> </w:t>
-            </w:r>
-            <w:r>
-              <w:t xml:space="preserve">both got the same made-up</w:t>
+              <w:t xml:space="preserve">individuals_df</w:t>
+            </w:r>
+            <w:r>
+              <w:t xml:space="preserve"> </w:t>
+            </w:r>
+            <w:r>
+              <w:t xml:space="preserve">both have a</w:t>
             </w:r>
             <w:r>
               <w:t xml:space="preserve"> </w:t>
@@ -3810,13 +4035,13 @@
               <w:rPr>
                 <w:rStyle w:val="VerbatimChar"/>
               </w:rPr>
-              <w:t xml:space="preserve">index</w:t>
-            </w:r>
-            <w:r>
-              <w:t xml:space="preserve"> </w:t>
-            </w:r>
-            <w:r>
-              <w:t xml:space="preserve">column at some point, dplyr matches on it happily, and you end up with row 1’s coordinates glued to row 1’s report regardless of which Bigfoot sighting it actually was. If the message</w:t>
+              <w:t xml:space="preserve">site</w:t>
+            </w:r>
+            <w:r>
+              <w:t xml:space="preserve"> </w:t>
+            </w:r>
+            <w:r>
+              <w:t xml:space="preserve">column; dplyr matches on it happily and hands you hundreds of rows that pair a capture with the wrong animal. If the message</w:t>
             </w:r>
             <w:r>
               <w:t xml:space="preserve"> </w:t>
@@ -3892,7 +4117,7 @@
         </w:numPr>
       </w:pPr>
       <w:r>
-        <w:t xml:space="preserve">Explain a key and why it must be unique and same-type</w:t>
+        <w:t xml:space="preserve">Explain a key and why it must be unique (in the lookup table) and same case/type</w:t>
       </w:r>
     </w:p>
     <w:p>
@@ -4366,7 +4591,52 @@
               <w:t xml:space="preserve"> </w:t>
             </w:r>
             <w:r>
-              <w:t xml:space="preserve">Which will have</w:t>
+              <w:t xml:space="preserve">Rank by row count:</w:t>
+            </w:r>
+            <w:r>
+              <w:t xml:space="preserve"> </w:t>
+            </w:r>
+            <w:r>
+              <w:rPr>
+                <w:rStyle w:val="VerbatimChar"/>
+              </w:rPr>
+              <w:t xml:space="preserve">inner_join</w:t>
+            </w:r>
+            <w:r>
+              <w:t xml:space="preserve"> </w:t>
+            </w:r>
+            <w:r>
+              <w:t xml:space="preserve">(only matches),</w:t>
+            </w:r>
+            <w:r>
+              <w:t xml:space="preserve"> </w:t>
+            </w:r>
+            <w:r>
+              <w:rPr>
+                <w:rStyle w:val="VerbatimChar"/>
+              </w:rPr>
+              <w:t xml:space="preserve">left_join</w:t>
+            </w:r>
+            <w:r>
+              <w:t xml:space="preserve"> </w:t>
+            </w:r>
+            <w:r>
+              <w:t xml:space="preserve">(all captures),</w:t>
+            </w:r>
+            <w:r>
+              <w:t xml:space="preserve"> </w:t>
+            </w:r>
+            <w:r>
+              <w:rPr>
+                <w:rStyle w:val="VerbatimChar"/>
+              </w:rPr>
+              <w:t xml:space="preserve">full_join</w:t>
+            </w:r>
+            <w:r>
+              <w:t xml:space="preserve"> </w:t>
+            </w:r>
+            <w:r>
+              <w:t xml:space="preserve">(all captures</w:t>
             </w:r>
             <w:r>
               <w:t xml:space="preserve"> </w:t>
@@ -4376,43 +4646,13 @@
                 <w:b/>
                 <w:bCs/>
               </w:rPr>
-              <w:t xml:space="preserve">more</w:t>
-            </w:r>
-            <w:r>
-              <w:t xml:space="preserve"> </w:t>
-            </w:r>
-            <w:r>
-              <w:t xml:space="preserve">rows — an</w:t>
-            </w:r>
-            <w:r>
-              <w:t xml:space="preserve"> </w:t>
-            </w:r>
-            <w:r>
-              <w:rPr>
-                <w:rStyle w:val="VerbatimChar"/>
-              </w:rPr>
-              <w:t xml:space="preserve">inner_join</w:t>
-            </w:r>
-            <w:r>
-              <w:t xml:space="preserve"> </w:t>
-            </w:r>
-            <w:r>
-              <w:t xml:space="preserve">(only matches) or a</w:t>
-            </w:r>
-            <w:r>
-              <w:t xml:space="preserve"> </w:t>
-            </w:r>
-            <w:r>
-              <w:rPr>
-                <w:rStyle w:val="VerbatimChar"/>
-              </w:rPr>
-              <w:t xml:space="preserve">left_join</w:t>
-            </w:r>
-            <w:r>
-              <w:t xml:space="preserve"> </w:t>
-            </w:r>
-            <w:r>
-              <w:t xml:space="preserve">(all reports)? By roughly how many?</w:t>
+              <w:t xml:space="preserve">and</w:t>
+            </w:r>
+            <w:r>
+              <w:t xml:space="preserve"> </w:t>
+            </w:r>
+            <w:r>
+              <w:t xml:space="preserve">every released fisher, even the never-recaptured ones).</w:t>
             </w:r>
           </w:p>
           <w:p/>
@@ -4436,6 +4676,78 @@
         <w:rPr>
           <w:rStyle w:val="NormalTok"/>
         </w:rPr>
+        <w:t xml:space="preserve">key </w:t>
+      </w:r>
+      <w:r>
+        <w:rPr>
+          <w:rStyle w:val="OtherTok"/>
+        </w:rPr>
+        <w:t xml:space="preserve">&lt;-</w:t>
+      </w:r>
+      <w:r>
+        <w:rPr>
+          <w:rStyle w:val="NormalTok"/>
+        </w:rPr>
+        <w:t xml:space="preserve"> </w:t>
+      </w:r>
+      <w:r>
+        <w:rPr>
+          <w:rStyle w:val="FunctionTok"/>
+        </w:rPr>
+        <w:t xml:space="preserve">c</w:t>
+      </w:r>
+      <w:r>
+        <w:rPr>
+          <w:rStyle w:val="NormalTok"/>
+        </w:rPr>
+        <w:t xml:space="preserve">(</w:t>
+      </w:r>
+      <w:r>
+        <w:rPr>
+          <w:rStyle w:val="StringTok"/>
+        </w:rPr>
+        <w:t xml:space="preserve">"animal_id"</w:t>
+      </w:r>
+      <w:r>
+        <w:rPr>
+          <w:rStyle w:val="NormalTok"/>
+        </w:rPr>
+        <w:t xml:space="preserve"> </w:t>
+      </w:r>
+      <w:r>
+        <w:rPr>
+          <w:rStyle w:val="OtherTok"/>
+        </w:rPr>
+        <w:t xml:space="preserve">=</w:t>
+      </w:r>
+      <w:r>
+        <w:rPr>
+          <w:rStyle w:val="NormalTok"/>
+        </w:rPr>
+        <w:t xml:space="preserve"> </w:t>
+      </w:r>
+      <w:r>
+        <w:rPr>
+          <w:rStyle w:val="StringTok"/>
+        </w:rPr>
+        <w:t xml:space="preserve">"fisher_id"</w:t>
+      </w:r>
+      <w:r>
+        <w:rPr>
+          <w:rStyle w:val="NormalTok"/>
+        </w:rPr>
+        <w:t xml:space="preserve">)</w:t>
+      </w:r>
+      <w:r>
+        <w:br/>
+      </w:r>
+      <w:r>
+        <w:br/>
+      </w:r>
+      <w:r>
+        <w:rPr>
+          <w:rStyle w:val="NormalTok"/>
+        </w:rPr>
         <w:t xml:space="preserve">inner </w:t>
       </w:r>
       <w:r>
@@ -4460,7 +4772,7 @@
         <w:rPr>
           <w:rStyle w:val="NormalTok"/>
         </w:rPr>
-        <w:t xml:space="preserve">(reports_df, locations_df, </w:t>
+        <w:t xml:space="preserve">(captures_df, individuals_df, </w:t>
       </w:r>
       <w:r>
         <w:rPr>
@@ -4472,12 +4784,108 @@
         <w:rPr>
           <w:rStyle w:val="NormalTok"/>
         </w:rPr>
+        <w:t xml:space="preserve"> key)</w:t>
+      </w:r>
+      <w:r>
+        <w:br/>
+      </w:r>
+      <w:r>
+        <w:rPr>
+          <w:rStyle w:val="NormalTok"/>
+        </w:rPr>
+        <w:t xml:space="preserve">left  </w:t>
+      </w:r>
+      <w:r>
+        <w:rPr>
+          <w:rStyle w:val="OtherTok"/>
+        </w:rPr>
+        <w:t xml:space="preserve">&lt;-</w:t>
+      </w:r>
+      <w:r>
+        <w:rPr>
+          <w:rStyle w:val="NormalTok"/>
+        </w:rPr>
         <w:t xml:space="preserve"> </w:t>
       </w:r>
       <w:r>
         <w:rPr>
           <w:rStyle w:val="FunctionTok"/>
         </w:rPr>
+        <w:t xml:space="preserve">left_join</w:t>
+      </w:r>
+      <w:r>
+        <w:rPr>
+          <w:rStyle w:val="NormalTok"/>
+        </w:rPr>
+        <w:t xml:space="preserve"> (captures_df, individuals_df, </w:t>
+      </w:r>
+      <w:r>
+        <w:rPr>
+          <w:rStyle w:val="AttributeTok"/>
+        </w:rPr>
+        <w:t xml:space="preserve">by =</w:t>
+      </w:r>
+      <w:r>
+        <w:rPr>
+          <w:rStyle w:val="NormalTok"/>
+        </w:rPr>
+        <w:t xml:space="preserve"> key)</w:t>
+      </w:r>
+      <w:r>
+        <w:br/>
+      </w:r>
+      <w:r>
+        <w:rPr>
+          <w:rStyle w:val="NormalTok"/>
+        </w:rPr>
+        <w:t xml:space="preserve">full  </w:t>
+      </w:r>
+      <w:r>
+        <w:rPr>
+          <w:rStyle w:val="OtherTok"/>
+        </w:rPr>
+        <w:t xml:space="preserve">&lt;-</w:t>
+      </w:r>
+      <w:r>
+        <w:rPr>
+          <w:rStyle w:val="NormalTok"/>
+        </w:rPr>
+        <w:t xml:space="preserve"> </w:t>
+      </w:r>
+      <w:r>
+        <w:rPr>
+          <w:rStyle w:val="FunctionTok"/>
+        </w:rPr>
+        <w:t xml:space="preserve">full_join</w:t>
+      </w:r>
+      <w:r>
+        <w:rPr>
+          <w:rStyle w:val="NormalTok"/>
+        </w:rPr>
+        <w:t xml:space="preserve"> (captures_df, individuals_df, </w:t>
+      </w:r>
+      <w:r>
+        <w:rPr>
+          <w:rStyle w:val="AttributeTok"/>
+        </w:rPr>
+        <w:t xml:space="preserve">by =</w:t>
+      </w:r>
+      <w:r>
+        <w:rPr>
+          <w:rStyle w:val="NormalTok"/>
+        </w:rPr>
+        <w:t xml:space="preserve"> key)</w:t>
+      </w:r>
+      <w:r>
+        <w:br/>
+      </w:r>
+      <w:r>
+        <w:br/>
+      </w:r>
+      <w:r>
+        <w:rPr>
+          <w:rStyle w:val="FunctionTok"/>
+        </w:rPr>
         <w:t xml:space="preserve">c</w:t>
       </w:r>
       <w:r>
@@ -4488,335 +4896,95 @@
       </w:r>
       <w:r>
         <w:rPr>
-          <w:rStyle w:val="StringTok"/>
-        </w:rPr>
-        <w:t xml:space="preserve">"REPORT_NUMBER"</w:t>
-      </w:r>
-      <w:r>
-        <w:rPr>
-          <w:rStyle w:val="NormalTok"/>
-        </w:rPr>
-        <w:t xml:space="preserve"> </w:t>
-      </w:r>
-      <w:r>
-        <w:rPr>
-          <w:rStyle w:val="OtherTok"/>
-        </w:rPr>
-        <w:t xml:space="preserve">=</w:t>
-      </w:r>
-      <w:r>
-        <w:rPr>
-          <w:rStyle w:val="NormalTok"/>
-        </w:rPr>
-        <w:t xml:space="preserve"> </w:t>
-      </w:r>
-      <w:r>
-        <w:rPr>
-          <w:rStyle w:val="StringTok"/>
-        </w:rPr>
-        <w:t xml:space="preserve">"number"</w:t>
-      </w:r>
-      <w:r>
-        <w:rPr>
-          <w:rStyle w:val="NormalTok"/>
-        </w:rPr>
-        <w:t xml:space="preserve">))</w:t>
+          <w:rStyle w:val="AttributeTok"/>
+        </w:rPr>
+        <w:t xml:space="preserve">inner =</w:t>
+      </w:r>
+      <w:r>
+        <w:rPr>
+          <w:rStyle w:val="NormalTok"/>
+        </w:rPr>
+        <w:t xml:space="preserve"> </w:t>
+      </w:r>
+      <w:r>
+        <w:rPr>
+          <w:rStyle w:val="FunctionTok"/>
+        </w:rPr>
+        <w:t xml:space="preserve">nrow</w:t>
+      </w:r>
+      <w:r>
+        <w:rPr>
+          <w:rStyle w:val="NormalTok"/>
+        </w:rPr>
+        <w:t xml:space="preserve">(inner), </w:t>
+      </w:r>
+      <w:r>
+        <w:rPr>
+          <w:rStyle w:val="AttributeTok"/>
+        </w:rPr>
+        <w:t xml:space="preserve">left =</w:t>
+      </w:r>
+      <w:r>
+        <w:rPr>
+          <w:rStyle w:val="NormalTok"/>
+        </w:rPr>
+        <w:t xml:space="preserve"> </w:t>
+      </w:r>
+      <w:r>
+        <w:rPr>
+          <w:rStyle w:val="FunctionTok"/>
+        </w:rPr>
+        <w:t xml:space="preserve">nrow</w:t>
+      </w:r>
+      <w:r>
+        <w:rPr>
+          <w:rStyle w:val="NormalTok"/>
+        </w:rPr>
+        <w:t xml:space="preserve">(left), </w:t>
+      </w:r>
+      <w:r>
+        <w:rPr>
+          <w:rStyle w:val="AttributeTok"/>
+        </w:rPr>
+        <w:t xml:space="preserve">full =</w:t>
+      </w:r>
+      <w:r>
+        <w:rPr>
+          <w:rStyle w:val="NormalTok"/>
+        </w:rPr>
+        <w:t xml:space="preserve"> </w:t>
+      </w:r>
+      <w:r>
+        <w:rPr>
+          <w:rStyle w:val="FunctionTok"/>
+        </w:rPr>
+        <w:t xml:space="preserve">nrow</w:t>
+      </w:r>
+      <w:r>
+        <w:rPr>
+          <w:rStyle w:val="NormalTok"/>
+        </w:rPr>
+        <w:t xml:space="preserve">(full))</w:t>
+      </w:r>
+    </w:p>
+    <w:p>
+      <w:pPr>
+        <w:pStyle w:val="SourceCode"/>
+      </w:pPr>
+      <w:r>
+        <w:rPr>
+          <w:rStyle w:val="VerbatimChar"/>
+        </w:rPr>
+        <w:t xml:space="preserve">inner  left  full </w:t>
       </w:r>
       <w:r>
         <w:br/>
       </w:r>
       <w:r>
         <w:rPr>
-          <w:rStyle w:val="NormalTok"/>
-        </w:rPr>
-        <w:t xml:space="preserve">left  </w:t>
-      </w:r>
-      <w:r>
-        <w:rPr>
-          <w:rStyle w:val="OtherTok"/>
-        </w:rPr>
-        <w:t xml:space="preserve">&lt;-</w:t>
-      </w:r>
-      <w:r>
-        <w:rPr>
-          <w:rStyle w:val="NormalTok"/>
-        </w:rPr>
-        <w:t xml:space="preserve"> </w:t>
-      </w:r>
-      <w:r>
-        <w:rPr>
-          <w:rStyle w:val="FunctionTok"/>
-        </w:rPr>
-        <w:t xml:space="preserve">left_join</w:t>
-      </w:r>
-      <w:r>
-        <w:rPr>
-          <w:rStyle w:val="NormalTok"/>
-        </w:rPr>
-        <w:t xml:space="preserve"> (reports_df, locations_df, </w:t>
-      </w:r>
-      <w:r>
-        <w:rPr>
-          <w:rStyle w:val="AttributeTok"/>
-        </w:rPr>
-        <w:t xml:space="preserve">by =</w:t>
-      </w:r>
-      <w:r>
-        <w:rPr>
-          <w:rStyle w:val="NormalTok"/>
-        </w:rPr>
-        <w:t xml:space="preserve"> </w:t>
-      </w:r>
-      <w:r>
-        <w:rPr>
-          <w:rStyle w:val="FunctionTok"/>
-        </w:rPr>
-        <w:t xml:space="preserve">c</w:t>
-      </w:r>
-      <w:r>
-        <w:rPr>
-          <w:rStyle w:val="NormalTok"/>
-        </w:rPr>
-        <w:t xml:space="preserve">(</w:t>
-      </w:r>
-      <w:r>
-        <w:rPr>
-          <w:rStyle w:val="StringTok"/>
-        </w:rPr>
-        <w:t xml:space="preserve">"REPORT_NUMBER"</w:t>
-      </w:r>
-      <w:r>
-        <w:rPr>
-          <w:rStyle w:val="NormalTok"/>
-        </w:rPr>
-        <w:t xml:space="preserve"> </w:t>
-      </w:r>
-      <w:r>
-        <w:rPr>
-          <w:rStyle w:val="OtherTok"/>
-        </w:rPr>
-        <w:t xml:space="preserve">=</w:t>
-      </w:r>
-      <w:r>
-        <w:rPr>
-          <w:rStyle w:val="NormalTok"/>
-        </w:rPr>
-        <w:t xml:space="preserve"> </w:t>
-      </w:r>
-      <w:r>
-        <w:rPr>
-          <w:rStyle w:val="StringTok"/>
-        </w:rPr>
-        <w:t xml:space="preserve">"number"</w:t>
-      </w:r>
-      <w:r>
-        <w:rPr>
-          <w:rStyle w:val="NormalTok"/>
-        </w:rPr>
-        <w:t xml:space="preserve">))</w:t>
-      </w:r>
-      <w:r>
-        <w:br/>
-      </w:r>
-      <w:r>
-        <w:rPr>
-          <w:rStyle w:val="NormalTok"/>
-        </w:rPr>
-        <w:t xml:space="preserve">full  </w:t>
-      </w:r>
-      <w:r>
-        <w:rPr>
-          <w:rStyle w:val="OtherTok"/>
-        </w:rPr>
-        <w:t xml:space="preserve">&lt;-</w:t>
-      </w:r>
-      <w:r>
-        <w:rPr>
-          <w:rStyle w:val="NormalTok"/>
-        </w:rPr>
-        <w:t xml:space="preserve"> </w:t>
-      </w:r>
-      <w:r>
-        <w:rPr>
-          <w:rStyle w:val="FunctionTok"/>
-        </w:rPr>
-        <w:t xml:space="preserve">full_join</w:t>
-      </w:r>
-      <w:r>
-        <w:rPr>
-          <w:rStyle w:val="NormalTok"/>
-        </w:rPr>
-        <w:t xml:space="preserve"> (reports_df, locations_df, </w:t>
-      </w:r>
-      <w:r>
-        <w:rPr>
-          <w:rStyle w:val="AttributeTok"/>
-        </w:rPr>
-        <w:t xml:space="preserve">by =</w:t>
-      </w:r>
-      <w:r>
-        <w:rPr>
-          <w:rStyle w:val="NormalTok"/>
-        </w:rPr>
-        <w:t xml:space="preserve"> </w:t>
-      </w:r>
-      <w:r>
-        <w:rPr>
-          <w:rStyle w:val="FunctionTok"/>
-        </w:rPr>
-        <w:t xml:space="preserve">c</w:t>
-      </w:r>
-      <w:r>
-        <w:rPr>
-          <w:rStyle w:val="NormalTok"/>
-        </w:rPr>
-        <w:t xml:space="preserve">(</w:t>
-      </w:r>
-      <w:r>
-        <w:rPr>
-          <w:rStyle w:val="StringTok"/>
-        </w:rPr>
-        <w:t xml:space="preserve">"REPORT_NUMBER"</w:t>
-      </w:r>
-      <w:r>
-        <w:rPr>
-          <w:rStyle w:val="NormalTok"/>
-        </w:rPr>
-        <w:t xml:space="preserve"> </w:t>
-      </w:r>
-      <w:r>
-        <w:rPr>
-          <w:rStyle w:val="OtherTok"/>
-        </w:rPr>
-        <w:t xml:space="preserve">=</w:t>
-      </w:r>
-      <w:r>
-        <w:rPr>
-          <w:rStyle w:val="NormalTok"/>
-        </w:rPr>
-        <w:t xml:space="preserve"> </w:t>
-      </w:r>
-      <w:r>
-        <w:rPr>
-          <w:rStyle w:val="StringTok"/>
-        </w:rPr>
-        <w:t xml:space="preserve">"number"</w:t>
-      </w:r>
-      <w:r>
-        <w:rPr>
-          <w:rStyle w:val="NormalTok"/>
-        </w:rPr>
-        <w:t xml:space="preserve">))</w:t>
-      </w:r>
-      <w:r>
-        <w:br/>
-      </w:r>
-      <w:r>
-        <w:br/>
-      </w:r>
-      <w:r>
-        <w:rPr>
-          <w:rStyle w:val="FunctionTok"/>
-        </w:rPr>
-        <w:t xml:space="preserve">c</w:t>
-      </w:r>
-      <w:r>
-        <w:rPr>
-          <w:rStyle w:val="NormalTok"/>
-        </w:rPr>
-        <w:t xml:space="preserve">(</w:t>
-      </w:r>
-      <w:r>
-        <w:rPr>
-          <w:rStyle w:val="AttributeTok"/>
-        </w:rPr>
-        <w:t xml:space="preserve">inner =</w:t>
-      </w:r>
-      <w:r>
-        <w:rPr>
-          <w:rStyle w:val="NormalTok"/>
-        </w:rPr>
-        <w:t xml:space="preserve"> </w:t>
-      </w:r>
-      <w:r>
-        <w:rPr>
-          <w:rStyle w:val="FunctionTok"/>
-        </w:rPr>
-        <w:t xml:space="preserve">nrow</w:t>
-      </w:r>
-      <w:r>
-        <w:rPr>
-          <w:rStyle w:val="NormalTok"/>
-        </w:rPr>
-        <w:t xml:space="preserve">(inner), </w:t>
-      </w:r>
-      <w:r>
-        <w:rPr>
-          <w:rStyle w:val="AttributeTok"/>
-        </w:rPr>
-        <w:t xml:space="preserve">left =</w:t>
-      </w:r>
-      <w:r>
-        <w:rPr>
-          <w:rStyle w:val="NormalTok"/>
-        </w:rPr>
-        <w:t xml:space="preserve"> </w:t>
-      </w:r>
-      <w:r>
-        <w:rPr>
-          <w:rStyle w:val="FunctionTok"/>
-        </w:rPr>
-        <w:t xml:space="preserve">nrow</w:t>
-      </w:r>
-      <w:r>
-        <w:rPr>
-          <w:rStyle w:val="NormalTok"/>
-        </w:rPr>
-        <w:t xml:space="preserve">(left), </w:t>
-      </w:r>
-      <w:r>
-        <w:rPr>
-          <w:rStyle w:val="AttributeTok"/>
-        </w:rPr>
-        <w:t xml:space="preserve">full =</w:t>
-      </w:r>
-      <w:r>
-        <w:rPr>
-          <w:rStyle w:val="NormalTok"/>
-        </w:rPr>
-        <w:t xml:space="preserve"> </w:t>
-      </w:r>
-      <w:r>
-        <w:rPr>
-          <w:rStyle w:val="FunctionTok"/>
-        </w:rPr>
-        <w:t xml:space="preserve">nrow</w:t>
-      </w:r>
-      <w:r>
-        <w:rPr>
-          <w:rStyle w:val="NormalTok"/>
-        </w:rPr>
-        <w:t xml:space="preserve">(full))</w:t>
-      </w:r>
-    </w:p>
-    <w:p>
-      <w:pPr>
-        <w:pStyle w:val="SourceCode"/>
-      </w:pPr>
-      <w:r>
-        <w:rPr>
-          <w:rStyle w:val="VerbatimChar"/>
-        </w:rPr>
-        <w:t xml:space="preserve">inner  left  full </w:t>
-      </w:r>
-      <w:r>
-        <w:br/>
-      </w:r>
-      <w:r>
-        <w:rPr>
-          <w:rStyle w:val="VerbatimChar"/>
-        </w:rPr>
-        <w:t xml:space="preserve"> 4056  5022  5216 </w:t>
+          <w:rStyle w:val="VerbatimChar"/>
+        </w:rPr>
+        <w:t xml:space="preserve">   42    45    49 </w:t>
       </w:r>
     </w:p>
     <w:tbl>
@@ -4878,7 +5046,7 @@
               <w:pStyle w:val="Compact"/>
             </w:pPr>
             <w:r>
-              <w:t xml:space="preserve">only rows that</w:t>
+              <w:t xml:space="preserve">only events with a</w:t>
             </w:r>
             <w:r>
               <w:t xml:space="preserve"> </w:t>
@@ -4888,13 +5056,13 @@
                 <w:b/>
                 <w:bCs/>
               </w:rPr>
-              <w:t xml:space="preserve">match</w:t>
-            </w:r>
-            <w:r>
-              <w:t xml:space="preserve"> </w:t>
-            </w:r>
-            <w:r>
-              <w:t xml:space="preserve">in both</w:t>
+              <w:t xml:space="preserve">known</w:t>
+            </w:r>
+            <w:r>
+              <w:t xml:space="preserve"> </w:t>
+            </w:r>
+            <w:r>
+              <w:t xml:space="preserve">animal</w:t>
             </w:r>
           </w:p>
         </w:tc>
@@ -4931,7 +5099,7 @@
               <w:t xml:space="preserve"> </w:t>
             </w:r>
             <w:r>
-              <w:t xml:space="preserve">rows from the left (reports)</w:t>
+              <w:t xml:space="preserve">capture events</w:t>
             </w:r>
           </w:p>
         </w:tc>
@@ -4958,33 +5126,23 @@
               <w:pStyle w:val="Compact"/>
             </w:pPr>
             <w:r>
+              <w:t xml:space="preserve">all events</w:t>
+            </w:r>
+            <w:r>
+              <w:t xml:space="preserve"> </w:t>
+            </w:r>
+            <w:r>
               <w:rPr>
                 <w:b/>
                 <w:bCs/>
               </w:rPr>
-              <w:t xml:space="preserve">all</w:t>
-            </w:r>
-            <w:r>
-              <w:t xml:space="preserve"> </w:t>
-            </w:r>
-            <w:r>
-              <w:t xml:space="preserve">rows from</w:t>
-            </w:r>
-            <w:r>
-              <w:t xml:space="preserve"> </w:t>
-            </w:r>
-            <w:r>
-              <w:rPr>
-                <w:b/>
-                <w:bCs/>
-              </w:rPr>
-              <w:t xml:space="preserve">both</w:t>
-            </w:r>
-            <w:r>
-              <w:t xml:space="preserve"> </w:t>
-            </w:r>
-            <w:r>
-              <w:t xml:space="preserve">tables</w:t>
+              <w:t xml:space="preserve">and</w:t>
+            </w:r>
+            <w:r>
+              <w:t xml:space="preserve"> </w:t>
+            </w:r>
+            <w:r>
+              <w:t xml:space="preserve">every released fisher</w:t>
             </w:r>
           </w:p>
         </w:tc>
@@ -5004,7 +5162,7 @@
         <w:t xml:space="preserve"> </w:t>
       </w:r>
       <w:r>
-        <w:t xml:space="preserve">drops the reports with no coordinates;</w:t>
+        <w:t xml:space="preserve">drops the unmarked-animal events;</w:t>
       </w:r>
       <w:r>
         <w:t xml:space="preserve"> </w:t>
@@ -5019,7 +5177,7 @@
         <w:t xml:space="preserve"> </w:t>
       </w:r>
       <w:r>
-        <w:t xml:space="preserve">even keeps locations with no report.</w:t>
+        <w:t xml:space="preserve">adds back the fishers that were released but never recaptured.</w:t>
       </w:r>
     </w:p>
     <w:bookmarkEnd w:id="49"/>
@@ -5062,7 +5220,7 @@
           <w:i/>
           <w:iCs/>
         </w:rPr>
-        <w:t xml:space="preserve">(Use this for the map: keep all reports.)</w:t>
+        <w:t xml:space="preserve">(Event-level analysis: keep all captures.)</w:t>
       </w:r>
     </w:p>
     <w:p>
@@ -5095,7 +5253,7 @@
           <w:i/>
           <w:iCs/>
         </w:rPr>
-        <w:t xml:space="preserve">(Use when missing data would ruin the analysis.)</w:t>
+        <w:t xml:space="preserve">(When an unattributed event would ruin the analysis.)</w:t>
       </w:r>
     </w:p>
     <w:p>
@@ -5128,7 +5286,7 @@
           <w:i/>
           <w:iCs/>
         </w:rPr>
-        <w:t xml:space="preserve">(Use to audit what’s missing on each side.)</w:t>
+        <w:t xml:space="preserve">(To audit what’s missing on each side — which fishers vanished.)</w:t>
       </w:r>
     </w:p>
     <w:tbl>
@@ -5255,31 +5413,23 @@
               <w:spacing w:after="16"/>
             </w:pPr>
             <w:r>
-              <w:t xml:space="preserve">Ask which rows you’d be upset to lose. Drop a report from the map and a real sighting vanishes; drop a stray location record and nothing is lost. That’s why the map keeps every report —</w:t>
+              <w:t xml:space="preserve">Ask which rows you’d be upset to lose. Drop an unmarked capture and you undercount effort; drop a never-recaptured fisher from a</w:t>
             </w:r>
             <w:r>
               <w:t xml:space="preserve"> </w:t>
             </w:r>
             <w:r>
               <w:rPr>
-                <w:rStyle w:val="VerbatimChar"/>
+                <w:i/>
+                <w:iCs/>
               </w:rPr>
-              <w:t xml:space="preserve">left_join</w:t>
-            </w:r>
-            <w:r>
-              <w:t xml:space="preserve">, not</w:t>
-            </w:r>
-            <w:r>
-              <w:t xml:space="preserve"> </w:t>
-            </w:r>
-            <w:r>
-              <w:rPr>
-                <w:rStyle w:val="VerbatimChar"/>
-              </w:rPr>
-              <w:t xml:space="preserve">inner_join</w:t>
-            </w:r>
-            <w:r>
-              <w:t xml:space="preserve">.</w:t>
+              <w:t xml:space="preserve">survival</w:t>
+            </w:r>
+            <w:r>
+              <w:t xml:space="preserve"> </w:t>
+            </w:r>
+            <w:r>
+              <w:t xml:space="preserve">analysis and you bias it badly. Match the join to the question.</w:t>
             </w:r>
           </w:p>
           <w:p/>
@@ -5648,13 +5798,13 @@
                 <w:b/>
                 <w:bCs/>
               </w:rPr>
-              <w:t xml:space="preserve">🔮 Predict first:</w:t>
-            </w:r>
-            <w:r>
-              <w:t xml:space="preserve"> </w:t>
-            </w:r>
-            <w:r>
-              <w:t xml:space="preserve">How many reports have</w:t>
+              <w:t xml:space="preserve">🔮 Predict first (two ways):</w:t>
+            </w:r>
+            <w:r>
+              <w:t xml:space="preserve"> </w:t>
+            </w:r>
+            <w:r>
+              <w:t xml:space="preserve">how many capture</w:t>
             </w:r>
             <w:r>
               <w:t xml:space="preserve"> </w:t>
@@ -5664,13 +5814,29 @@
                 <w:b/>
                 <w:bCs/>
               </w:rPr>
-              <w:t xml:space="preserve">no</w:t>
-            </w:r>
-            <w:r>
-              <w:t xml:space="preserve"> </w:t>
-            </w:r>
-            <w:r>
-              <w:t xml:space="preserve">coordinates? (Hint: total reports minus the number that got a latitude in Chunk 2.)</w:t>
+              <w:t xml:space="preserve">events</w:t>
+            </w:r>
+            <w:r>
+              <w:t xml:space="preserve"> </w:t>
+            </w:r>
+            <w:r>
+              <w:t xml:space="preserve">have no known animal? How many released</w:t>
+            </w:r>
+            <w:r>
+              <w:t xml:space="preserve"> </w:t>
+            </w:r>
+            <w:r>
+              <w:rPr>
+                <w:b/>
+                <w:bCs/>
+              </w:rPr>
+              <w:t xml:space="preserve">fishers</w:t>
+            </w:r>
+            <w:r>
+              <w:t xml:space="preserve"> </w:t>
+            </w:r>
+            <w:r>
+              <w:t xml:space="preserve">were never recaptured?</w:t>
             </w:r>
           </w:p>
           <w:p/>
@@ -5685,7 +5851,7 @@
         <w:rPr>
           <w:rStyle w:val="CommentTok"/>
         </w:rPr>
-        <w:t xml:space="preserve"># Reports that have NO location ----------------------</w:t>
+        <w:t xml:space="preserve"># (a) capture events of unmarked animals</w:t>
       </w:r>
       <w:r>
         <w:br/>
@@ -5694,19 +5860,94 @@
         <w:rPr>
           <w:rStyle w:val="NormalTok"/>
         </w:rPr>
-        <w:t xml:space="preserve">missing_coords </w:t>
+        <w:t xml:space="preserve">captures_df </w:t>
+      </w:r>
+      <w:r>
+        <w:rPr>
+          <w:rStyle w:val="SpecialCharTok"/>
+        </w:rPr>
+        <w:t xml:space="preserve">%&gt;%</w:t>
+      </w:r>
+      <w:r>
+        <w:br/>
+      </w:r>
+      <w:r>
+        <w:rPr>
+          <w:rStyle w:val="NormalTok"/>
+        </w:rPr>
+        <w:t xml:space="preserve">  </w:t>
+      </w:r>
+      <w:r>
+        <w:rPr>
+          <w:rStyle w:val="FunctionTok"/>
+        </w:rPr>
+        <w:t xml:space="preserve">anti_join</w:t>
+      </w:r>
+      <w:r>
+        <w:rPr>
+          <w:rStyle w:val="NormalTok"/>
+        </w:rPr>
+        <w:t xml:space="preserve">(individuals_df, </w:t>
+      </w:r>
+      <w:r>
+        <w:rPr>
+          <w:rStyle w:val="AttributeTok"/>
+        </w:rPr>
+        <w:t xml:space="preserve">by =</w:t>
+      </w:r>
+      <w:r>
+        <w:rPr>
+          <w:rStyle w:val="NormalTok"/>
+        </w:rPr>
+        <w:t xml:space="preserve"> </w:t>
+      </w:r>
+      <w:r>
+        <w:rPr>
+          <w:rStyle w:val="FunctionTok"/>
+        </w:rPr>
+        <w:t xml:space="preserve">c</w:t>
+      </w:r>
+      <w:r>
+        <w:rPr>
+          <w:rStyle w:val="NormalTok"/>
+        </w:rPr>
+        <w:t xml:space="preserve">(</w:t>
+      </w:r>
+      <w:r>
+        <w:rPr>
+          <w:rStyle w:val="StringTok"/>
+        </w:rPr>
+        <w:t xml:space="preserve">"animal_id"</w:t>
+      </w:r>
+      <w:r>
+        <w:rPr>
+          <w:rStyle w:val="NormalTok"/>
+        </w:rPr>
+        <w:t xml:space="preserve"> </w:t>
       </w:r>
       <w:r>
         <w:rPr>
           <w:rStyle w:val="OtherTok"/>
         </w:rPr>
-        <w:t xml:space="preserve">&lt;-</w:t>
-      </w:r>
-      <w:r>
-        <w:rPr>
-          <w:rStyle w:val="NormalTok"/>
-        </w:rPr>
-        <w:t xml:space="preserve"> reports_df </w:t>
+        <w:t xml:space="preserve">=</w:t>
+      </w:r>
+      <w:r>
+        <w:rPr>
+          <w:rStyle w:val="NormalTok"/>
+        </w:rPr>
+        <w:t xml:space="preserve"> </w:t>
+      </w:r>
+      <w:r>
+        <w:rPr>
+          <w:rStyle w:val="StringTok"/>
+        </w:rPr>
+        <w:t xml:space="preserve">"fisher_id"</w:t>
+      </w:r>
+      <w:r>
+        <w:rPr>
+          <w:rStyle w:val="NormalTok"/>
+        </w:rPr>
+        <w:t xml:space="preserve">)) </w:t>
       </w:r>
       <w:r>
         <w:rPr>
@@ -5727,13 +5968,71 @@
         <w:rPr>
           <w:rStyle w:val="FunctionTok"/>
         </w:rPr>
+        <w:t xml:space="preserve">nrow</w:t>
+      </w:r>
+      <w:r>
+        <w:rPr>
+          <w:rStyle w:val="NormalTok"/>
+        </w:rPr>
+        <w:t xml:space="preserve">()</w:t>
+      </w:r>
+    </w:p>
+    <w:p>
+      <w:pPr>
+        <w:pStyle w:val="SourceCode"/>
+      </w:pPr>
+      <w:r>
+        <w:rPr>
+          <w:rStyle w:val="VerbatimChar"/>
+        </w:rPr>
+        <w:t xml:space="preserve">[1] 3</w:t>
+      </w:r>
+    </w:p>
+    <w:p>
+      <w:pPr>
+        <w:pStyle w:val="SourceCode"/>
+      </w:pPr>
+      <w:r>
+        <w:rPr>
+          <w:rStyle w:val="CommentTok"/>
+        </w:rPr>
+        <w:t xml:space="preserve"># (b) released fishers with no capture — anti_join the OTHER way</w:t>
+      </w:r>
+      <w:r>
+        <w:br/>
+      </w:r>
+      <w:r>
+        <w:rPr>
+          <w:rStyle w:val="NormalTok"/>
+        </w:rPr>
+        <w:t xml:space="preserve">individuals_df </w:t>
+      </w:r>
+      <w:r>
+        <w:rPr>
+          <w:rStyle w:val="SpecialCharTok"/>
+        </w:rPr>
+        <w:t xml:space="preserve">%&gt;%</w:t>
+      </w:r>
+      <w:r>
+        <w:br/>
+      </w:r>
+      <w:r>
+        <w:rPr>
+          <w:rStyle w:val="NormalTok"/>
+        </w:rPr>
+        <w:t xml:space="preserve">  </w:t>
+      </w:r>
+      <w:r>
+        <w:rPr>
+          <w:rStyle w:val="FunctionTok"/>
+        </w:rPr>
         <w:t xml:space="preserve">anti_join</w:t>
       </w:r>
       <w:r>
         <w:rPr>
           <w:rStyle w:val="NormalTok"/>
         </w:rPr>
-        <w:t xml:space="preserve">(locations_df, </w:t>
+        <w:t xml:space="preserve">(captures_df, </w:t>
       </w:r>
       <w:r>
         <w:rPr>
@@ -5763,7 +6062,7 @@
         <w:rPr>
           <w:rStyle w:val="StringTok"/>
         </w:rPr>
-        <w:t xml:space="preserve">"REPORT_NUMBER"</w:t>
+        <w:t xml:space="preserve">"fisher_id"</w:t>
       </w:r>
       <w:r>
         <w:rPr>
@@ -5787,148 +6086,60 @@
         <w:rPr>
           <w:rStyle w:val="StringTok"/>
         </w:rPr>
-        <w:t xml:space="preserve">"number"</w:t>
-      </w:r>
-      <w:r>
-        <w:rPr>
-          <w:rStyle w:val="NormalTok"/>
-        </w:rPr>
-        <w:t xml:space="preserve">))</w:t>
+        <w:t xml:space="preserve">"animal_id"</w:t>
+      </w:r>
+      <w:r>
+        <w:rPr>
+          <w:rStyle w:val="NormalTok"/>
+        </w:rPr>
+        <w:t xml:space="preserve">)) </w:t>
+      </w:r>
+      <w:r>
+        <w:rPr>
+          <w:rStyle w:val="SpecialCharTok"/>
+        </w:rPr>
+        <w:t xml:space="preserve">%&gt;%</w:t>
       </w:r>
       <w:r>
         <w:br/>
       </w:r>
       <w:r>
+        <w:rPr>
+          <w:rStyle w:val="NormalTok"/>
+        </w:rPr>
+        <w:t xml:space="preserve">  </w:t>
+      </w:r>
+      <w:r>
+        <w:rPr>
+          <w:rStyle w:val="FunctionTok"/>
+        </w:rPr>
+        <w:t xml:space="preserve">select</w:t>
+      </w:r>
+      <w:r>
+        <w:rPr>
+          <w:rStyle w:val="NormalTok"/>
+        </w:rPr>
+        <w:t xml:space="preserve">(fisher_id, sex, site)</w:t>
+      </w:r>
+    </w:p>
+    <w:p>
+      <w:pPr>
+        <w:pStyle w:val="SourceCode"/>
+      </w:pPr>
+      <w:r>
+        <w:rPr>
+          <w:rStyle w:val="VerbatimChar"/>
+        </w:rPr>
+        <w:t xml:space="preserve"># A tibble: 4 × 3</w:t>
+      </w:r>
+      <w:r>
         <w:br/>
       </w:r>
       <w:r>
         <w:rPr>
-          <w:rStyle w:val="FunctionTok"/>
-        </w:rPr>
-        <w:t xml:space="preserve">nrow</w:t>
-      </w:r>
-      <w:r>
-        <w:rPr>
-          <w:rStyle w:val="NormalTok"/>
-        </w:rPr>
-        <w:t xml:space="preserve">(missing_coords)</w:t>
-      </w:r>
-    </w:p>
-    <w:p>
-      <w:pPr>
-        <w:pStyle w:val="SourceCode"/>
-      </w:pPr>
-      <w:r>
-        <w:rPr>
-          <w:rStyle w:val="VerbatimChar"/>
-        </w:rPr>
-        <w:t xml:space="preserve">[1] 966</w:t>
-      </w:r>
-    </w:p>
-    <w:p>
-      <w:pPr>
-        <w:pStyle w:val="SourceCode"/>
-      </w:pPr>
-      <w:r>
-        <w:rPr>
-          <w:rStyle w:val="NormalTok"/>
-        </w:rPr>
-        <w:t xml:space="preserve">missing_coords </w:t>
-      </w:r>
-      <w:r>
-        <w:rPr>
-          <w:rStyle w:val="SpecialCharTok"/>
-        </w:rPr>
-        <w:t xml:space="preserve">%&gt;%</w:t>
-      </w:r>
-      <w:r>
-        <w:rPr>
-          <w:rStyle w:val="NormalTok"/>
-        </w:rPr>
-        <w:t xml:space="preserve"> </w:t>
-      </w:r>
-      <w:r>
-        <w:rPr>
-          <w:rStyle w:val="FunctionTok"/>
-        </w:rPr>
-        <w:t xml:space="preserve">count</w:t>
-      </w:r>
-      <w:r>
-        <w:rPr>
-          <w:rStyle w:val="NormalTok"/>
-        </w:rPr>
-        <w:t xml:space="preserve">(STATE, </w:t>
-      </w:r>
-      <w:r>
-        <w:rPr>
-          <w:rStyle w:val="AttributeTok"/>
-        </w:rPr>
-        <w:t xml:space="preserve">sort =</w:t>
-      </w:r>
-      <w:r>
-        <w:rPr>
-          <w:rStyle w:val="NormalTok"/>
-        </w:rPr>
-        <w:t xml:space="preserve"> </w:t>
-      </w:r>
-      <w:r>
-        <w:rPr>
-          <w:rStyle w:val="ConstantTok"/>
-        </w:rPr>
-        <w:t xml:space="preserve">TRUE</w:t>
-      </w:r>
-      <w:r>
-        <w:rPr>
-          <w:rStyle w:val="NormalTok"/>
-        </w:rPr>
-        <w:t xml:space="preserve">) </w:t>
-      </w:r>
-      <w:r>
-        <w:rPr>
-          <w:rStyle w:val="SpecialCharTok"/>
-        </w:rPr>
-        <w:t xml:space="preserve">%&gt;%</w:t>
-      </w:r>
-      <w:r>
-        <w:rPr>
-          <w:rStyle w:val="NormalTok"/>
-        </w:rPr>
-        <w:t xml:space="preserve"> </w:t>
-      </w:r>
-      <w:r>
-        <w:rPr>
-          <w:rStyle w:val="FunctionTok"/>
-        </w:rPr>
-        <w:t xml:space="preserve">head</w:t>
-      </w:r>
-      <w:r>
-        <w:rPr>
-          <w:rStyle w:val="NormalTok"/>
-        </w:rPr>
-        <w:t xml:space="preserve">(</w:t>
-      </w:r>
-      <w:r>
-        <w:rPr>
-          <w:rStyle w:val="DecValTok"/>
-        </w:rPr>
-        <w:t xml:space="preserve">4</w:t>
-      </w:r>
-      <w:r>
-        <w:rPr>
-          <w:rStyle w:val="NormalTok"/>
-        </w:rPr>
-        <w:t xml:space="preserve">)</w:t>
-      </w:r>
-    </w:p>
-    <w:p>
-      <w:pPr>
-        <w:pStyle w:val="SourceCode"/>
-      </w:pPr>
-      <w:r>
-        <w:rPr>
-          <w:rStyle w:val="VerbatimChar"/>
-        </w:rPr>
-        <w:t xml:space="preserve"># A tibble: 4 × 2</w:t>
+          <w:rStyle w:val="VerbatimChar"/>
+        </w:rPr>
+        <w:t xml:space="preserve">  fisher_id sex   site           </w:t>
       </w:r>
       <w:r>
         <w:br/>
@@ -5937,7 +6148,7 @@
         <w:rPr>
           <w:rStyle w:val="VerbatimChar"/>
         </w:rPr>
-        <w:t xml:space="preserve">  STATE            n</w:t>
+        <w:t xml:space="preserve">  &lt;chr&gt;     &lt;chr&gt; &lt;chr&gt;          </w:t>
       </w:r>
       <w:r>
         <w:br/>
@@ -5946,7 +6157,7 @@
         <w:rPr>
           <w:rStyle w:val="VerbatimChar"/>
         </w:rPr>
-        <w:t xml:space="preserve">  &lt;chr&gt;        &lt;int&gt;</w:t>
+        <w:t xml:space="preserve">1 F04       F     Snoqualmie     </w:t>
       </w:r>
       <w:r>
         <w:br/>
@@ -5955,7 +6166,7 @@
         <w:rPr>
           <w:rStyle w:val="VerbatimChar"/>
         </w:rPr>
-        <w:t xml:space="preserve">1 California     140</w:t>
+        <w:t xml:space="preserve">2 F11       F     Gifford Pinchot</w:t>
       </w:r>
       <w:r>
         <w:br/>
@@ -5964,7 +6175,7 @@
         <w:rPr>
           <w:rStyle w:val="VerbatimChar"/>
         </w:rPr>
-        <w:t xml:space="preserve">2 Pennsylvania    67</w:t>
+        <w:t xml:space="preserve">3 F17       M     Snoqualmie     </w:t>
       </w:r>
       <w:r>
         <w:br/>
@@ -5973,16 +6184,7 @@
         <w:rPr>
           <w:rStyle w:val="VerbatimChar"/>
         </w:rPr>
-        <w:t xml:space="preserve">3 Oregon          63</w:t>
-      </w:r>
-      <w:r>
-        <w:br/>
-      </w:r>
-      <w:r>
-        <w:rPr>
-          <w:rStyle w:val="VerbatimChar"/>
-        </w:rPr>
-        <w:t xml:space="preserve">4 Washington      61</w:t>
+        <w:t xml:space="preserve">4 F18       F     Mt Rainier     </w:t>
       </w:r>
     </w:p>
     <w:p>
@@ -6021,7 +6223,7 @@
         <w:t xml:space="preserve"> </w:t>
       </w:r>
       <w:r>
-        <w:t xml:space="preserve">match — perfect for</w:t>
+        <w:t xml:space="preserve">match —</w:t>
       </w:r>
       <w:r>
         <w:t xml:space="preserve"> </w:t>
@@ -6067,7 +6269,7 @@
         </w:numPr>
       </w:pPr>
       <w:r>
-        <w:t xml:space="preserve">Here: the reports we could never map, and where they cluster</w:t>
+        <w:t xml:space="preserve">Direction matters: run it both ways to see each side’s gaps</w:t>
       </w:r>
     </w:p>
     <w:p>
@@ -6105,7 +6307,7 @@
         <w:rPr>
           <w:rStyle w:val="CommentTok"/>
         </w:rPr>
-        <w:t xml:space="preserve"># Keep only reports that DO have a location ----------</w:t>
+        <w:t xml:space="preserve"># Released fishers that WERE recaptured at least once</w:t>
       </w:r>
       <w:r>
         <w:br/>
@@ -6114,19 +6316,94 @@
         <w:rPr>
           <w:rStyle w:val="NormalTok"/>
         </w:rPr>
-        <w:t xml:space="preserve">mappable_reports </w:t>
+        <w:t xml:space="preserve">individuals_df </w:t>
+      </w:r>
+      <w:r>
+        <w:rPr>
+          <w:rStyle w:val="SpecialCharTok"/>
+        </w:rPr>
+        <w:t xml:space="preserve">%&gt;%</w:t>
+      </w:r>
+      <w:r>
+        <w:br/>
+      </w:r>
+      <w:r>
+        <w:rPr>
+          <w:rStyle w:val="NormalTok"/>
+        </w:rPr>
+        <w:t xml:space="preserve">  </w:t>
+      </w:r>
+      <w:r>
+        <w:rPr>
+          <w:rStyle w:val="FunctionTok"/>
+        </w:rPr>
+        <w:t xml:space="preserve">semi_join</w:t>
+      </w:r>
+      <w:r>
+        <w:rPr>
+          <w:rStyle w:val="NormalTok"/>
+        </w:rPr>
+        <w:t xml:space="preserve">(captures_df, </w:t>
+      </w:r>
+      <w:r>
+        <w:rPr>
+          <w:rStyle w:val="AttributeTok"/>
+        </w:rPr>
+        <w:t xml:space="preserve">by =</w:t>
+      </w:r>
+      <w:r>
+        <w:rPr>
+          <w:rStyle w:val="NormalTok"/>
+        </w:rPr>
+        <w:t xml:space="preserve"> </w:t>
+      </w:r>
+      <w:r>
+        <w:rPr>
+          <w:rStyle w:val="FunctionTok"/>
+        </w:rPr>
+        <w:t xml:space="preserve">c</w:t>
+      </w:r>
+      <w:r>
+        <w:rPr>
+          <w:rStyle w:val="NormalTok"/>
+        </w:rPr>
+        <w:t xml:space="preserve">(</w:t>
+      </w:r>
+      <w:r>
+        <w:rPr>
+          <w:rStyle w:val="StringTok"/>
+        </w:rPr>
+        <w:t xml:space="preserve">"fisher_id"</w:t>
+      </w:r>
+      <w:r>
+        <w:rPr>
+          <w:rStyle w:val="NormalTok"/>
+        </w:rPr>
+        <w:t xml:space="preserve"> </w:t>
       </w:r>
       <w:r>
         <w:rPr>
           <w:rStyle w:val="OtherTok"/>
         </w:rPr>
-        <w:t xml:space="preserve">&lt;-</w:t>
-      </w:r>
-      <w:r>
-        <w:rPr>
-          <w:rStyle w:val="NormalTok"/>
-        </w:rPr>
-        <w:t xml:space="preserve"> reports_df </w:t>
+        <w:t xml:space="preserve">=</w:t>
+      </w:r>
+      <w:r>
+        <w:rPr>
+          <w:rStyle w:val="NormalTok"/>
+        </w:rPr>
+        <w:t xml:space="preserve"> </w:t>
+      </w:r>
+      <w:r>
+        <w:rPr>
+          <w:rStyle w:val="StringTok"/>
+        </w:rPr>
+        <w:t xml:space="preserve">"animal_id"</w:t>
+      </w:r>
+      <w:r>
+        <w:rPr>
+          <w:rStyle w:val="NormalTok"/>
+        </w:rPr>
+        <w:t xml:space="preserve">)) </w:t>
       </w:r>
       <w:r>
         <w:rPr>
@@ -6147,91 +6424,13 @@
         <w:rPr>
           <w:rStyle w:val="FunctionTok"/>
         </w:rPr>
-        <w:t xml:space="preserve">semi_join</w:t>
-      </w:r>
-      <w:r>
-        <w:rPr>
-          <w:rStyle w:val="NormalTok"/>
-        </w:rPr>
-        <w:t xml:space="preserve">(locations_df, </w:t>
-      </w:r>
-      <w:r>
-        <w:rPr>
-          <w:rStyle w:val="AttributeTok"/>
-        </w:rPr>
-        <w:t xml:space="preserve">by =</w:t>
-      </w:r>
-      <w:r>
-        <w:rPr>
-          <w:rStyle w:val="NormalTok"/>
-        </w:rPr>
-        <w:t xml:space="preserve"> </w:t>
-      </w:r>
-      <w:r>
-        <w:rPr>
-          <w:rStyle w:val="FunctionTok"/>
-        </w:rPr>
-        <w:t xml:space="preserve">c</w:t>
-      </w:r>
-      <w:r>
-        <w:rPr>
-          <w:rStyle w:val="NormalTok"/>
-        </w:rPr>
-        <w:t xml:space="preserve">(</w:t>
-      </w:r>
-      <w:r>
-        <w:rPr>
-          <w:rStyle w:val="StringTok"/>
-        </w:rPr>
-        <w:t xml:space="preserve">"REPORT_NUMBER"</w:t>
-      </w:r>
-      <w:r>
-        <w:rPr>
-          <w:rStyle w:val="NormalTok"/>
-        </w:rPr>
-        <w:t xml:space="preserve"> </w:t>
-      </w:r>
-      <w:r>
-        <w:rPr>
-          <w:rStyle w:val="OtherTok"/>
-        </w:rPr>
-        <w:t xml:space="preserve">=</w:t>
-      </w:r>
-      <w:r>
-        <w:rPr>
-          <w:rStyle w:val="NormalTok"/>
-        </w:rPr>
-        <w:t xml:space="preserve"> </w:t>
-      </w:r>
-      <w:r>
-        <w:rPr>
-          <w:rStyle w:val="StringTok"/>
-        </w:rPr>
-        <w:t xml:space="preserve">"number"</w:t>
-      </w:r>
-      <w:r>
-        <w:rPr>
-          <w:rStyle w:val="NormalTok"/>
-        </w:rPr>
-        <w:t xml:space="preserve">))</w:t>
-      </w:r>
-      <w:r>
-        <w:br/>
-      </w:r>
-      <w:r>
-        <w:br/>
-      </w:r>
-      <w:r>
-        <w:rPr>
-          <w:rStyle w:val="FunctionTok"/>
-        </w:rPr>
         <w:t xml:space="preserve">nrow</w:t>
       </w:r>
       <w:r>
         <w:rPr>
           <w:rStyle w:val="NormalTok"/>
         </w:rPr>
-        <w:t xml:space="preserve">(mappable_reports)</w:t>
+        <w:t xml:space="preserve">()</w:t>
       </w:r>
     </w:p>
     <w:p>
@@ -6242,7 +6441,7 @@
         <w:rPr>
           <w:rStyle w:val="VerbatimChar"/>
         </w:rPr>
-        <w:t xml:space="preserve">[1] 4056</w:t>
+        <w:t xml:space="preserve">[1] 14</w:t>
       </w:r>
     </w:p>
     <w:p>
@@ -6352,38 +6551,286 @@
         <w:rPr>
           <w:rStyle w:val="VerbatimChar"/>
         </w:rPr>
-        <w:t xml:space="preserve">semi_join</w:t>
-      </w:r>
-      <w:r>
-        <w:t xml:space="preserve"> </w:t>
-      </w:r>
-      <w:r>
-        <w:t xml:space="preserve">result = the rows an</w:t>
-      </w:r>
-      <w:r>
-        <w:t xml:space="preserve"> </w:t>
-      </w:r>
-      <w:r>
-        <w:rPr>
-          <w:rStyle w:val="VerbatimChar"/>
+        <w:t xml:space="preserve">semi</w:t>
+      </w:r>
+      <w:r>
+        <w:t xml:space="preserve"> </w:t>
+      </w:r>
+      <w:r>
+        <w:t xml:space="preserve">+</w:t>
+      </w:r>
+      <w:r>
+        <w:t xml:space="preserve"> </w:t>
+      </w:r>
+      <w:r>
+        <w:rPr>
+          <w:rStyle w:val="VerbatimChar"/>
+        </w:rPr>
+        <w:t xml:space="preserve">anti</w:t>
+      </w:r>
+      <w:r>
+        <w:t xml:space="preserve"> </w:t>
+      </w:r>
+      <w:r>
+        <w:t xml:space="preserve">on the same table split it in two: recaptured vs never seen</w:t>
+      </w:r>
+    </w:p>
+    <w:bookmarkEnd w:id="60"/>
+    <w:bookmarkStart w:id="61" w:name="X9334ffa7355a41a7e53df2f06db50e4c66e38d9"/>
+    <w:p>
+      <w:pPr>
+        <w:pStyle w:val="Heading1"/>
+      </w:pPr>
+      <w:r>
+        <w:t xml:space="preserve">The Payoff — Build One Analysis-Ready Table</w:t>
+      </w:r>
+    </w:p>
+    <w:p>
+      <w:pPr>
+        <w:pStyle w:val="SourceCode"/>
+      </w:pPr>
+      <w:r>
+        <w:rPr>
+          <w:rStyle w:val="CommentTok"/>
+        </w:rPr>
+        <w:t xml:space="preserve"># Every KNOWN-individual capture, with the animal's attributes</w:t>
+      </w:r>
+      <w:r>
+        <w:br/>
+      </w:r>
+      <w:r>
+        <w:rPr>
+          <w:rStyle w:val="NormalTok"/>
+        </w:rPr>
+        <w:t xml:space="preserve">fisher_analysis </w:t>
+      </w:r>
+      <w:r>
+        <w:rPr>
+          <w:rStyle w:val="OtherTok"/>
+        </w:rPr>
+        <w:t xml:space="preserve">&lt;-</w:t>
+      </w:r>
+      <w:r>
+        <w:rPr>
+          <w:rStyle w:val="NormalTok"/>
+        </w:rPr>
+        <w:t xml:space="preserve"> captures_df </w:t>
+      </w:r>
+      <w:r>
+        <w:rPr>
+          <w:rStyle w:val="SpecialCharTok"/>
+        </w:rPr>
+        <w:t xml:space="preserve">%&gt;%</w:t>
+      </w:r>
+      <w:r>
+        <w:br/>
+      </w:r>
+      <w:r>
+        <w:rPr>
+          <w:rStyle w:val="NormalTok"/>
+        </w:rPr>
+        <w:t xml:space="preserve">  </w:t>
+      </w:r>
+      <w:r>
+        <w:rPr>
+          <w:rStyle w:val="FunctionTok"/>
         </w:rPr>
         <w:t xml:space="preserve">inner_join</w:t>
       </w:r>
       <w:r>
-        <w:t xml:space="preserve"> </w:t>
-      </w:r>
-      <w:r>
-        <w:t xml:space="preserve">would keep, but without the extra columns</w:t>
-      </w:r>
-    </w:p>
-    <w:bookmarkEnd w:id="60"/>
-    <w:bookmarkStart w:id="61" w:name="the-payoff-build-the-map-ready-table"/>
-    <w:p>
-      <w:pPr>
-        <w:pStyle w:val="Heading1"/>
-      </w:pPr>
-      <w:r>
-        <w:t xml:space="preserve">The Payoff — Build the Map-Ready Table</w:t>
+        <w:rPr>
+          <w:rStyle w:val="NormalTok"/>
+        </w:rPr>
+        <w:t xml:space="preserve">(individuals_df, </w:t>
+      </w:r>
+      <w:r>
+        <w:rPr>
+          <w:rStyle w:val="AttributeTok"/>
+        </w:rPr>
+        <w:t xml:space="preserve">by =</w:t>
+      </w:r>
+      <w:r>
+        <w:rPr>
+          <w:rStyle w:val="NormalTok"/>
+        </w:rPr>
+        <w:t xml:space="preserve"> </w:t>
+      </w:r>
+      <w:r>
+        <w:rPr>
+          <w:rStyle w:val="FunctionTok"/>
+        </w:rPr>
+        <w:t xml:space="preserve">c</w:t>
+      </w:r>
+      <w:r>
+        <w:rPr>
+          <w:rStyle w:val="NormalTok"/>
+        </w:rPr>
+        <w:t xml:space="preserve">(</w:t>
+      </w:r>
+      <w:r>
+        <w:rPr>
+          <w:rStyle w:val="StringTok"/>
+        </w:rPr>
+        <w:t xml:space="preserve">"animal_id"</w:t>
+      </w:r>
+      <w:r>
+        <w:rPr>
+          <w:rStyle w:val="NormalTok"/>
+        </w:rPr>
+        <w:t xml:space="preserve"> </w:t>
+      </w:r>
+      <w:r>
+        <w:rPr>
+          <w:rStyle w:val="OtherTok"/>
+        </w:rPr>
+        <w:t xml:space="preserve">=</w:t>
+      </w:r>
+      <w:r>
+        <w:rPr>
+          <w:rStyle w:val="NormalTok"/>
+        </w:rPr>
+        <w:t xml:space="preserve"> </w:t>
+      </w:r>
+      <w:r>
+        <w:rPr>
+          <w:rStyle w:val="StringTok"/>
+        </w:rPr>
+        <w:t xml:space="preserve">"fisher_id"</w:t>
+      </w:r>
+      <w:r>
+        <w:rPr>
+          <w:rStyle w:val="NormalTok"/>
+        </w:rPr>
+        <w:t xml:space="preserve">)) </w:t>
+      </w:r>
+      <w:r>
+        <w:rPr>
+          <w:rStyle w:val="SpecialCharTok"/>
+        </w:rPr>
+        <w:t xml:space="preserve">%&gt;%</w:t>
+      </w:r>
+      <w:r>
+        <w:br/>
+      </w:r>
+      <w:r>
+        <w:rPr>
+          <w:rStyle w:val="NormalTok"/>
+        </w:rPr>
+        <w:t xml:space="preserve">  </w:t>
+      </w:r>
+      <w:r>
+        <w:rPr>
+          <w:rStyle w:val="FunctionTok"/>
+        </w:rPr>
+        <w:t xml:space="preserve">mutate</w:t>
+      </w:r>
+      <w:r>
+        <w:rPr>
+          <w:rStyle w:val="NormalTok"/>
+        </w:rPr>
+        <w:t xml:space="preserve">(</w:t>
+      </w:r>
+      <w:r>
+        <w:rPr>
+          <w:rStyle w:val="AttributeTok"/>
+        </w:rPr>
+        <w:t xml:space="preserve">days_since_release =</w:t>
+      </w:r>
+      <w:r>
+        <w:rPr>
+          <w:rStyle w:val="NormalTok"/>
+        </w:rPr>
+        <w:t xml:space="preserve"> </w:t>
+      </w:r>
+      <w:r>
+        <w:rPr>
+          <w:rStyle w:val="FunctionTok"/>
+        </w:rPr>
+        <w:t xml:space="preserve">as.numeric</w:t>
+      </w:r>
+      <w:r>
+        <w:rPr>
+          <w:rStyle w:val="NormalTok"/>
+        </w:rPr>
+        <w:t xml:space="preserve">(capture_date </w:t>
+      </w:r>
+      <w:r>
+        <w:rPr>
+          <w:rStyle w:val="SpecialCharTok"/>
+        </w:rPr>
+        <w:t xml:space="preserve">-</w:t>
+      </w:r>
+      <w:r>
+        <w:rPr>
+          <w:rStyle w:val="NormalTok"/>
+        </w:rPr>
+        <w:t xml:space="preserve"> release_date))</w:t>
+      </w:r>
+      <w:r>
+        <w:br/>
+      </w:r>
+      <w:r>
+        <w:br/>
+      </w:r>
+      <w:r>
+        <w:rPr>
+          <w:rStyle w:val="NormalTok"/>
+        </w:rPr>
+        <w:t xml:space="preserve">fisher_analysis </w:t>
+      </w:r>
+      <w:r>
+        <w:rPr>
+          <w:rStyle w:val="SpecialCharTok"/>
+        </w:rPr>
+        <w:t xml:space="preserve">%&gt;%</w:t>
+      </w:r>
+      <w:r>
+        <w:br/>
+      </w:r>
+      <w:r>
+        <w:rPr>
+          <w:rStyle w:val="NormalTok"/>
+        </w:rPr>
+        <w:t xml:space="preserve">  </w:t>
+      </w:r>
+      <w:r>
+        <w:rPr>
+          <w:rStyle w:val="FunctionTok"/>
+        </w:rPr>
+        <w:t xml:space="preserve">select</w:t>
+      </w:r>
+      <w:r>
+        <w:rPr>
+          <w:rStyle w:val="NormalTok"/>
+        </w:rPr>
+        <w:t xml:space="preserve">(animal_id, sex, age_class, capture_date, days_since_release, mass_kg) </w:t>
+      </w:r>
+      <w:r>
+        <w:rPr>
+          <w:rStyle w:val="SpecialCharTok"/>
+        </w:rPr>
+        <w:t xml:space="preserve">%&gt;%</w:t>
+      </w:r>
+      <w:r>
+        <w:br/>
+      </w:r>
+      <w:r>
+        <w:rPr>
+          <w:rStyle w:val="NormalTok"/>
+        </w:rPr>
+        <w:t xml:space="preserve">  </w:t>
+      </w:r>
+      <w:r>
+        <w:rPr>
+          <w:rStyle w:val="FunctionTok"/>
+        </w:rPr>
+        <w:t xml:space="preserve">head</w:t>
+      </w:r>
+      <w:r>
+        <w:rPr>
+          <w:rStyle w:val="NormalTok"/>
+        </w:rPr>
+        <w:t xml:space="preserve">()</w:t>
       </w:r>
     </w:p>
     <w:p>
@@ -6392,257 +6839,72 @@
       </w:pPr>
       <w:r>
         <w:rPr>
-          <w:rStyle w:val="CommentTok"/>
-        </w:rPr>
-        <w:t xml:space="preserve"># Reports + coordinates, ready to map next week ------</w:t>
+          <w:rStyle w:val="VerbatimChar"/>
+        </w:rPr>
+        <w:t xml:space="preserve"># A tibble: 6 × 6</w:t>
       </w:r>
       <w:r>
         <w:br/>
       </w:r>
       <w:r>
         <w:rPr>
-          <w:rStyle w:val="NormalTok"/>
-        </w:rPr>
-        <w:t xml:space="preserve">bigfoot_mappable </w:t>
-      </w:r>
-      <w:r>
-        <w:rPr>
-          <w:rStyle w:val="OtherTok"/>
-        </w:rPr>
-        <w:t xml:space="preserve">&lt;-</w:t>
-      </w:r>
-      <w:r>
-        <w:rPr>
-          <w:rStyle w:val="NormalTok"/>
-        </w:rPr>
-        <w:t xml:space="preserve"> reports_df </w:t>
-      </w:r>
-      <w:r>
-        <w:rPr>
-          <w:rStyle w:val="SpecialCharTok"/>
-        </w:rPr>
-        <w:t xml:space="preserve">%&gt;%</w:t>
+          <w:rStyle w:val="VerbatimChar"/>
+        </w:rPr>
+        <w:t xml:space="preserve">  animal_id sex   age_class capture_date days_since_release mass_kg</w:t>
       </w:r>
       <w:r>
         <w:br/>
       </w:r>
       <w:r>
         <w:rPr>
-          <w:rStyle w:val="NormalTok"/>
-        </w:rPr>
-        <w:t xml:space="preserve">  </w:t>
-      </w:r>
-      <w:r>
-        <w:rPr>
-          <w:rStyle w:val="FunctionTok"/>
-        </w:rPr>
-        <w:t xml:space="preserve">left_join</w:t>
-      </w:r>
-      <w:r>
-        <w:rPr>
-          <w:rStyle w:val="NormalTok"/>
-        </w:rPr>
-        <w:t xml:space="preserve">(locations_df, </w:t>
-      </w:r>
-      <w:r>
-        <w:rPr>
-          <w:rStyle w:val="AttributeTok"/>
-        </w:rPr>
-        <w:t xml:space="preserve">by =</w:t>
-      </w:r>
-      <w:r>
-        <w:rPr>
-          <w:rStyle w:val="NormalTok"/>
-        </w:rPr>
-        <w:t xml:space="preserve"> </w:t>
-      </w:r>
-      <w:r>
-        <w:rPr>
-          <w:rStyle w:val="FunctionTok"/>
-        </w:rPr>
-        <w:t xml:space="preserve">c</w:t>
-      </w:r>
-      <w:r>
-        <w:rPr>
-          <w:rStyle w:val="NormalTok"/>
-        </w:rPr>
-        <w:t xml:space="preserve">(</w:t>
-      </w:r>
-      <w:r>
-        <w:rPr>
-          <w:rStyle w:val="StringTok"/>
-        </w:rPr>
-        <w:t xml:space="preserve">"REPORT_NUMBER"</w:t>
-      </w:r>
-      <w:r>
-        <w:rPr>
-          <w:rStyle w:val="NormalTok"/>
-        </w:rPr>
-        <w:t xml:space="preserve"> </w:t>
-      </w:r>
-      <w:r>
-        <w:rPr>
-          <w:rStyle w:val="OtherTok"/>
-        </w:rPr>
-        <w:t xml:space="preserve">=</w:t>
-      </w:r>
-      <w:r>
-        <w:rPr>
-          <w:rStyle w:val="NormalTok"/>
-        </w:rPr>
-        <w:t xml:space="preserve"> </w:t>
-      </w:r>
-      <w:r>
-        <w:rPr>
-          <w:rStyle w:val="StringTok"/>
-        </w:rPr>
-        <w:t xml:space="preserve">"number"</w:t>
-      </w:r>
-      <w:r>
-        <w:rPr>
-          <w:rStyle w:val="NormalTok"/>
-        </w:rPr>
-        <w:t xml:space="preserve">)) </w:t>
-      </w:r>
-      <w:r>
-        <w:rPr>
-          <w:rStyle w:val="SpecialCharTok"/>
-        </w:rPr>
-        <w:t xml:space="preserve">%&gt;%</w:t>
+          <w:rStyle w:val="VerbatimChar"/>
+        </w:rPr>
+        <w:t xml:space="preserve">  &lt;chr&gt;     &lt;chr&gt; &lt;chr&gt;     &lt;date&gt;                    &lt;dbl&gt;   &lt;dbl&gt;</w:t>
       </w:r>
       <w:r>
         <w:br/>
       </w:r>
       <w:r>
         <w:rPr>
-          <w:rStyle w:val="NormalTok"/>
-        </w:rPr>
-        <w:t xml:space="preserve">  </w:t>
-      </w:r>
-      <w:r>
-        <w:rPr>
-          <w:rStyle w:val="FunctionTok"/>
-        </w:rPr>
-        <w:t xml:space="preserve">filter</w:t>
-      </w:r>
-      <w:r>
-        <w:rPr>
-          <w:rStyle w:val="NormalTok"/>
-        </w:rPr>
-        <w:t xml:space="preserve">(</w:t>
-      </w:r>
-      <w:r>
-        <w:rPr>
-          <w:rStyle w:val="SpecialCharTok"/>
-        </w:rPr>
-        <w:t xml:space="preserve">!</w:t>
-      </w:r>
-      <w:r>
-        <w:rPr>
-          <w:rStyle w:val="FunctionTok"/>
-        </w:rPr>
-        <w:t xml:space="preserve">is.na</w:t>
-      </w:r>
-      <w:r>
-        <w:rPr>
-          <w:rStyle w:val="NormalTok"/>
-        </w:rPr>
-        <w:t xml:space="preserve">(latitude), </w:t>
-      </w:r>
-      <w:r>
-        <w:rPr>
-          <w:rStyle w:val="SpecialCharTok"/>
-        </w:rPr>
-        <w:t xml:space="preserve">!</w:t>
-      </w:r>
-      <w:r>
-        <w:rPr>
-          <w:rStyle w:val="FunctionTok"/>
-        </w:rPr>
-        <w:t xml:space="preserve">is.na</w:t>
-      </w:r>
-      <w:r>
-        <w:rPr>
-          <w:rStyle w:val="NormalTok"/>
-        </w:rPr>
-        <w:t xml:space="preserve">(longitude))</w:t>
+          <w:rStyle w:val="VerbatimChar"/>
+        </w:rPr>
+        <w:t xml:space="preserve">1 F07       F     juvenile  2018-03-25                 -244    1.4 </w:t>
       </w:r>
       <w:r>
         <w:br/>
       </w:r>
       <w:r>
+        <w:rPr>
+          <w:rStyle w:val="VerbatimChar"/>
+        </w:rPr>
+        <w:t xml:space="preserve">2 F16       F     juvenile  2018-04-11                 -139    5.52</w:t>
+      </w:r>
+      <w:r>
         <w:br/>
       </w:r>
       <w:r>
         <w:rPr>
-          <w:rStyle w:val="NormalTok"/>
-        </w:rPr>
-        <w:t xml:space="preserve">bigfoot_mappable </w:t>
-      </w:r>
-      <w:r>
-        <w:rPr>
-          <w:rStyle w:val="SpecialCharTok"/>
-        </w:rPr>
-        <w:t xml:space="preserve">%&gt;%</w:t>
+          <w:rStyle w:val="VerbatimChar"/>
+        </w:rPr>
+        <w:t xml:space="preserve">3 F06       F     adult     2018-04-29                 -301    2.06</w:t>
       </w:r>
       <w:r>
         <w:br/>
       </w:r>
       <w:r>
         <w:rPr>
-          <w:rStyle w:val="NormalTok"/>
-        </w:rPr>
-        <w:t xml:space="preserve">  </w:t>
-      </w:r>
-      <w:r>
-        <w:rPr>
-          <w:rStyle w:val="FunctionTok"/>
-        </w:rPr>
-        <w:t xml:space="preserve">select</w:t>
-      </w:r>
-      <w:r>
-        <w:rPr>
-          <w:rStyle w:val="NormalTok"/>
-        </w:rPr>
-        <w:t xml:space="preserve">(REPORT_NUMBER, STATE, SEASON, REPORT_CLASS, latitude, longitude) </w:t>
-      </w:r>
-      <w:r>
-        <w:rPr>
-          <w:rStyle w:val="SpecialCharTok"/>
-        </w:rPr>
-        <w:t xml:space="preserve">%&gt;%</w:t>
+          <w:rStyle w:val="VerbatimChar"/>
+        </w:rPr>
+        <w:t xml:space="preserve">4 F09       F     juvenile  2018-05-21                 -165    2.49</w:t>
       </w:r>
       <w:r>
         <w:br/>
       </w:r>
       <w:r>
         <w:rPr>
-          <w:rStyle w:val="NormalTok"/>
-        </w:rPr>
-        <w:t xml:space="preserve">  </w:t>
-      </w:r>
-      <w:r>
-        <w:rPr>
-          <w:rStyle w:val="FunctionTok"/>
-        </w:rPr>
-        <w:t xml:space="preserve">head</w:t>
-      </w:r>
-      <w:r>
-        <w:rPr>
-          <w:rStyle w:val="NormalTok"/>
-        </w:rPr>
-        <w:t xml:space="preserve">()</w:t>
-      </w:r>
-    </w:p>
-    <w:p>
-      <w:pPr>
-        <w:pStyle w:val="SourceCode"/>
-      </w:pPr>
-      <w:r>
-        <w:rPr>
-          <w:rStyle w:val="VerbatimChar"/>
-        </w:rPr>
-        <w:t xml:space="preserve"># A tibble: 6 × 6</w:t>
+          <w:rStyle w:val="VerbatimChar"/>
+        </w:rPr>
+        <w:t xml:space="preserve">5 F06       F     adult     2018-05-30                 -270    1.4 </w:t>
       </w:r>
       <w:r>
         <w:br/>
@@ -6651,119 +6913,50 @@
         <w:rPr>
           <w:rStyle w:val="VerbatimChar"/>
         </w:rPr>
-        <w:t xml:space="preserve">  REPORT_NUMBER STATE         SEASON REPORT_CLASS latitude longitude</w:t>
-      </w:r>
-      <w:r>
-        <w:br/>
-      </w:r>
-      <w:r>
-        <w:rPr>
-          <w:rStyle w:val="VerbatimChar"/>
-        </w:rPr>
-        <w:t xml:space="preserve">          &lt;dbl&gt; &lt;chr&gt;         &lt;chr&gt;  &lt;chr&gt;           &lt;dbl&gt;     &lt;dbl&gt;</w:t>
-      </w:r>
-      <w:r>
-        <w:br/>
-      </w:r>
-      <w:r>
-        <w:rPr>
-          <w:rStyle w:val="VerbatimChar"/>
-        </w:rPr>
-        <w:t xml:space="preserve">1          6496 Rhode Island  Fall   Class A          41.4     -71.5</w:t>
-      </w:r>
-      <w:r>
-        <w:br/>
-      </w:r>
-      <w:r>
-        <w:rPr>
-          <w:rStyle w:val="VerbatimChar"/>
-        </w:rPr>
-        <w:t xml:space="preserve">2          9765 Oklahoma      Fall   Class A          35.3     -99.2</w:t>
-      </w:r>
-      <w:r>
-        <w:br/>
-      </w:r>
-      <w:r>
-        <w:rPr>
-          <w:rStyle w:val="VerbatimChar"/>
-        </w:rPr>
-        <w:t xml:space="preserve">3          4983 Ohio          Summer Class A          39.4     -81.7</w:t>
-      </w:r>
-      <w:r>
-        <w:br/>
-      </w:r>
-      <w:r>
-        <w:rPr>
-          <w:rStyle w:val="VerbatimChar"/>
-        </w:rPr>
-        <w:t xml:space="preserve">4         31940 New York      Fall   Class A          41.3     -73.7</w:t>
-      </w:r>
-      <w:r>
-        <w:br/>
-      </w:r>
-      <w:r>
-        <w:rPr>
-          <w:rStyle w:val="VerbatimChar"/>
-        </w:rPr>
-        <w:t xml:space="preserve">5          5692 Nevada        Fall   Class B          39.6    -120. </w:t>
-      </w:r>
-      <w:r>
-        <w:br/>
-      </w:r>
-      <w:r>
-        <w:rPr>
-          <w:rStyle w:val="VerbatimChar"/>
-        </w:rPr>
-        <w:t xml:space="preserve">6         55269 New Hampshire Summer Class A          43.4     -72.3</w:t>
+        <w:t xml:space="preserve">6 F02       F     juvenile  2018-06-08                 -153    4.21</w:t>
       </w:r>
     </w:p>
     <w:p>
       <w:pPr>
         <w:pStyle w:val="FirstParagraph"/>
       </w:pPr>
-      <w:r>
-        <w:t xml:space="preserve">This joined table — report text</w:t>
-      </w:r>
-      <w:r>
-        <w:t xml:space="preserve"> </w:t>
-      </w:r>
       <w:r>
         <w:rPr>
           <w:b/>
           <w:bCs/>
         </w:rPr>
+        <w:t xml:space="preserve">You just built a real dataset from two raw ones.</w:t>
+      </w:r>
+      <w:r>
+        <w:t xml:space="preserve"> </w:t>
+      </w:r>
+      <w:r>
+        <w:rPr>
+          <w:rStyle w:val="VerbatimChar"/>
+        </w:rPr>
+        <w:t xml:space="preserve">fisher_analysis</w:t>
+      </w:r>
+      <w:r>
+        <w:t xml:space="preserve"> </w:t>
+      </w:r>
+      <w:r>
+        <w:t xml:space="preserve">didn’t exist in either source file — every row is a capture event</w:t>
+      </w:r>
+      <w:r>
+        <w:t xml:space="preserve"> </w:t>
+      </w:r>
+      <w:r>
+        <w:rPr>
+          <w:i/>
+          <w:iCs/>
+        </w:rPr>
         <w:t xml:space="preserve">plus</w:t>
       </w:r>
       <w:r>
         <w:t xml:space="preserve"> </w:t>
       </w:r>
       <w:r>
-        <w:t xml:space="preserve">coordinates — is essentially</w:t>
-      </w:r>
-      <w:r>
-        <w:t xml:space="preserve"> </w:t>
-      </w:r>
-      <w:r>
-        <w:rPr>
-          <w:rStyle w:val="VerbatimChar"/>
-        </w:rPr>
-        <w:t xml:space="preserve">bfro_reports_geocoded.csv</w:t>
-      </w:r>
-      <w:r>
-        <w:t xml:space="preserve">, the file you’ll turn into a map in</w:t>
-      </w:r>
-      <w:r>
-        <w:t xml:space="preserve"> </w:t>
-      </w:r>
-      <w:r>
-        <w:rPr>
-          <w:b/>
-          <w:bCs/>
-        </w:rPr>
-        <w:t xml:space="preserve">Lecture 13</w:t>
-      </w:r>
-      <w:r>
-        <w:t xml:space="preserve">.</w:t>
+        <w:t xml:space="preserve">the animal’s sex, age, and days-since-release, ready for a model.</w:t>
       </w:r>
     </w:p>
     <w:p>
@@ -6771,26 +6964,22 @@
         <w:pStyle w:val="BodyText"/>
       </w:pPr>
       <w:r>
-        <w:rPr>
-          <w:b/>
-          <w:bCs/>
-        </w:rPr>
-        <w:t xml:space="preserve">You just built a real dataset from two raw ones.</w:t>
-      </w:r>
-      <w:r>
-        <w:t xml:space="preserve"> </w:t>
-      </w:r>
-      <w:r>
-        <w:rPr>
-          <w:rStyle w:val="VerbatimChar"/>
-        </w:rPr>
-        <w:t xml:space="preserve">bigfoot_mappable</w:t>
-      </w:r>
-      <w:r>
-        <w:t xml:space="preserve"> </w:t>
-      </w:r>
-      <w:r>
-        <w:t xml:space="preserve">didn’t exist in either source file — it only exists because you joined them on a key, and it’s the exact table Lecture 13 opens with.</w:t>
+        <w:t xml:space="preserve">Here</w:t>
+      </w:r>
+      <w:r>
+        <w:t xml:space="preserve"> </w:t>
+      </w:r>
+      <w:r>
+        <w:rPr>
+          <w:rStyle w:val="VerbatimChar"/>
+        </w:rPr>
+        <w:t xml:space="preserve">inner_join</w:t>
+      </w:r>
+      <w:r>
+        <w:t xml:space="preserve"> </w:t>
+      </w:r>
+      <w:r>
+        <w:t xml:space="preserve">is right: an event with no known animal can’t go into an individual-level analysis.</w:t>
       </w:r>
     </w:p>
     <w:bookmarkEnd w:id="61"/>
@@ -6823,7 +7012,7 @@
         <w:t xml:space="preserve"> </w:t>
       </w:r>
       <w:r>
-        <w:t xml:space="preserve">to find the un-geocoded reports,</w:t>
+        <w:t xml:space="preserve">both directions to find the gaps,</w:t>
       </w:r>
       <w:r>
         <w:t xml:space="preserve"> </w:t>
@@ -6838,7 +7027,7 @@
         <w:t xml:space="preserve"> </w:t>
       </w:r>
       <w:r>
-        <w:t xml:space="preserve">to keep the mappable ones, and build the combined table. Predict the counts first.</w:t>
+        <w:t xml:space="preserve">to see who was recaptured, and build the combined table. Predict the counts first.</w:t>
       </w:r>
     </w:p>
     <w:bookmarkEnd w:id="62"/>
@@ -7190,13 +7379,13 @@
         <w:rPr>
           <w:rStyle w:val="VerbatimChar"/>
         </w:rPr>
-        <w:t xml:space="preserve">distinct()</w:t>
-      </w:r>
-      <w:r>
-        <w:t xml:space="preserve"> </w:t>
-      </w:r>
-      <w:r>
-        <w:t xml:space="preserve">+</w:t>
+        <w:t xml:space="preserve">str_to_upper()</w:t>
+      </w:r>
+      <w:r>
+        <w:t xml:space="preserve"> </w:t>
+      </w:r>
+      <w:r>
+        <w:t xml:space="preserve">(and</w:t>
       </w:r>
       <w:r>
         <w:t xml:space="preserve"> </w:t>
@@ -7208,10 +7397,19 @@
         <w:t xml:space="preserve">as.integer()</w:t>
       </w:r>
       <w:r>
-        <w:t xml:space="preserve"> </w:t>
-      </w:r>
-      <w:r>
-        <w:t xml:space="preserve">for key hygiene</w:t>
+        <w:t xml:space="preserve">,</w:t>
+      </w:r>
+      <w:r>
+        <w:t xml:space="preserve"> </w:t>
+      </w:r>
+      <w:r>
+        <w:rPr>
+          <w:rStyle w:val="VerbatimChar"/>
+        </w:rPr>
+        <w:t xml:space="preserve">str_trim()</w:t>
+      </w:r>
+      <w:r>
+        <w:t xml:space="preserve">) for key hygiene</w:t>
       </w:r>
     </w:p>
     <w:p>
@@ -7279,7 +7477,7 @@
           <w:b/>
           <w:bCs/>
         </w:rPr>
-        <w:t xml:space="preserve">Up next — Lecture 18:</w:t>
+        <w:t xml:space="preserve">Up next — Mapping:</w:t>
       </w:r>
     </w:p>
     <w:p>
@@ -7291,17 +7489,7 @@
         </w:numPr>
       </w:pPr>
       <w:r>
-        <w:rPr>
-          <w:b/>
-          <w:bCs/>
-        </w:rPr>
-        <w:t xml:space="preserve">Mapping</w:t>
-      </w:r>
-      <w:r>
-        <w:t xml:space="preserve"> </w:t>
-      </w:r>
-      <w:r>
-        <w:t xml:space="preserve">— turn this joined table into a map with</w:t>
+        <w:t xml:space="preserve">Turn latitude/longitude into a map with</w:t>
       </w:r>
       <w:r>
         <w:t xml:space="preserve"> </w:t>
@@ -7337,23 +7525,7 @@
         </w:numPr>
       </w:pPr>
       <w:r>
-        <w:t xml:space="preserve">Where</w:t>
-      </w:r>
-      <w:r>
-        <w:t xml:space="preserve"> </w:t>
-      </w:r>
-      <w:r>
-        <w:rPr>
-          <w:i/>
-          <w:iCs/>
-        </w:rPr>
-        <w:t xml:space="preserve">is</w:t>
-      </w:r>
-      <w:r>
-        <w:t xml:space="preserve"> </w:t>
-      </w:r>
-      <w:r>
-        <w:t xml:space="preserve">Bigfoot, anyway?</w:t>
+        <w:t xml:space="preserve">A different dataset (Bigfoot sightings) — same join thinking</w:t>
       </w:r>
     </w:p>
     <w:bookmarkEnd w:id="63"/>

--- a/docs/content/joins/joins_lecture.docx
+++ b/docs/content/joins/joins_lecture.docx
@@ -31,7 +31,7 @@
         <w:pStyle w:val="Date"/>
       </w:pPr>
       <w:r>
-        <w:t xml:space="preserve">2026-08-27</w:t>
+        <w:t xml:space="preserve">2026-09-01</w:t>
       </w:r>
     </w:p>
     <w:bookmarkStart w:id="12" w:name="where-we-left-off"/>

--- a/docs/content/joins/joins_lecture.docx
+++ b/docs/content/joins/joins_lecture.docx
@@ -31,7 +31,7 @@
         <w:pStyle w:val="Date"/>
       </w:pPr>
       <w:r>
-        <w:t xml:space="preserve">2026-09-01</w:t>
+        <w:t xml:space="preserve">2026-09-03</w:t>
       </w:r>
     </w:p>
     <w:bookmarkStart w:id="12" w:name="where-we-left-off"/>

--- a/docs/content/joins/joins_lecture.docx
+++ b/docs/content/joins/joins_lecture.docx
@@ -8671,8 +8671,8 @@
       <w:rFonts w:asciiTheme="majorHAnsi" w:cstheme="majorBidi" w:eastAsiaTheme="majorEastAsia" w:hAnsiTheme="majorHAnsi"/>
       <w:spacing w:val="-10"/>
       <w:kern w:val="28"/>
-      <w:sz w:val="56"/>
-      <w:szCs w:val="56"/>
+      <w:sz w:val="40"/>
+      <w:szCs w:val="40"/>
     </w:rPr>
   </w:style>
   <w:style w:customStyle="1" w:styleId="TitleChar" w:type="character">
@@ -8685,8 +8685,8 @@
       <w:rFonts w:asciiTheme="majorHAnsi" w:cstheme="majorBidi" w:eastAsiaTheme="majorEastAsia" w:hAnsiTheme="majorHAnsi"/>
       <w:spacing w:val="-10"/>
       <w:kern w:val="28"/>
-      <w:sz w:val="56"/>
-      <w:szCs w:val="56"/>
+      <w:sz w:val="40"/>
+      <w:szCs w:val="40"/>
     </w:rPr>
   </w:style>
   <w:style w:styleId="Subtitle" w:type="paragraph">

--- a/docs/content/joins/joins_lecture.docx
+++ b/docs/content/joins/joins_lecture.docx
@@ -31,7 +31,7 @@
         <w:pStyle w:val="Date"/>
       </w:pPr>
       <w:r>
-        <w:t xml:space="preserve">2026-09-03</w:t>
+        <w:t xml:space="preserve">2026-09-04</w:t>
       </w:r>
     </w:p>
     <w:bookmarkStart w:id="12" w:name="where-we-left-off"/>
